--- a/Documents/Original/FlexChroma_Brim_information_Guide_JP.docx
+++ b/Documents/Original/FlexChroma_Brim_information_Guide_JP.docx
@@ -2,6 +2,7 @@
 <file path=word/document.xml><?xml version="1.0" encoding="utf-8"?>
 <w:document xmlns:wpc="http://schemas.microsoft.com/office/word/2010/wordprocessingCanvas" xmlns:cx="http://schemas.microsoft.com/office/drawing/2014/chartex" xmlns:cx1="http://schemas.microsoft.com/office/drawing/2015/9/8/chartex" xmlns:cx2="http://schemas.microsoft.com/office/drawing/2015/10/21/chartex" xmlns:cx3="http://schemas.microsoft.com/office/drawing/2016/5/9/chartex" xmlns:cx4="http://schemas.microsoft.com/office/drawing/2016/5/10/chartex" xmlns:cx5="http://schemas.microsoft.com/office/drawing/2016/5/11/chartex" xmlns:cx6="http://schemas.microsoft.com/office/drawing/2016/5/12/chartex" xmlns:cx7="http://schemas.microsoft.com/office/drawing/2016/5/13/chartex" xmlns:cx8="http://schemas.microsoft.com/office/drawing/2016/5/14/chartex" xmlns:mc="http://schemas.openxmlformats.org/markup-compatibility/2006" xmlns:aink="http://schemas.microsoft.com/office/drawing/2016/ink" xmlns:am3d="http://schemas.microsoft.com/office/drawing/2017/model3d" xmlns:o="urn:schemas-microsoft-com:office:office" xmlns:oel="http://schemas.microsoft.com/office/2019/extlst" xmlns:r="http://schemas.openxmlformats.org/officeDocument/2006/relationships" xmlns:m="http://schemas.openxmlformats.org/officeDocument/2006/math" xmlns:v="urn:schemas-microsoft-com:vml" xmlns:wp14="http://schemas.microsoft.com/office/word/2010/wordprocessingDrawing" xmlns:wp="http://schemas.openxmlformats.org/drawingml/2006/wordprocessingDrawing" xmlns:w10="urn:schemas-microsoft-com:office:word" xmlns:w="http://schemas.openxmlformats.org/wordprocessingml/2006/main" xmlns:w14="http://schemas.microsoft.com/office/word/2010/wordml" xmlns:w15="http://schemas.microsoft.com/office/word/2012/wordml" xmlns:w16cex="http://schemas.microsoft.com/office/word/2018/wordml/cex" xmlns:w16cid="http://schemas.microsoft.com/office/word/2016/wordml/cid" xmlns:w16="http://schemas.microsoft.com/office/word/2018/wordml" xmlns:w16du="http://schemas.microsoft.com/office/word/2023/wordml/word16du" xmlns:w16sdtdh="http://schemas.microsoft.com/office/word/2020/wordml/sdtdatahash" xmlns:w16sdtfl="http://schemas.microsoft.com/office/word/2024/wordml/sdtformatlock" xmlns:w16se="http://schemas.microsoft.com/office/word/2015/wordml/symex" xmlns:wpg="http://schemas.microsoft.com/office/word/2010/wordprocessingGroup" xmlns:wpi="http://schemas.microsoft.com/office/word/2010/wordprocessingInk" xmlns:wne="http://schemas.microsoft.com/office/word/2006/wordml" xmlns:wps="http://schemas.microsoft.com/office/word/2010/wordprocessingShape" mc:Ignorable="w14 w15 w16se w16cid w16 w16cex w16sdtdh w16sdtfl w16du wp14">
   <w:body>
+    <w:p/>
     <w:p>
       <w:pPr>
         <w:pStyle w:val="a3"/>
@@ -9,25 +10,300 @@
           <w:rFonts w:ascii="Meiryo UI" w:eastAsia="Meiryo UI" w:hAnsi="Meiryo UI"/>
         </w:rPr>
       </w:pPr>
+      <w:r>
+        <w:rPr>
+          <w:rFonts w:ascii="Meiryo UI" w:eastAsia="Meiryo UI" w:hAnsi="Meiryo UI"/>
+        </w:rPr>
+        <mc:AlternateContent>
+          <mc:Choice Requires="wpg">
+            <w:drawing>
+              <wp:anchor distT="0" distB="0" distL="114300" distR="114300" simplePos="0" relativeHeight="251665408" behindDoc="0" locked="0" layoutInCell="1" allowOverlap="1" wp14:anchorId="1D20D886" wp14:editId="45FBF5C8">
+                <wp:simplePos x="0" y="0"/>
+                <wp:positionH relativeFrom="margin">
+                  <wp:align>center</wp:align>
+                </wp:positionH>
+                <wp:positionV relativeFrom="paragraph">
+                  <wp:posOffset>57150</wp:posOffset>
+                </wp:positionV>
+                <wp:extent cx="5848350" cy="688159"/>
+                <wp:effectExtent l="0" t="0" r="0" b="0"/>
+                <wp:wrapNone/>
+                <wp:docPr id="10" name="グループ化 9">
+                  <a:extLst xmlns:a="http://schemas.openxmlformats.org/drawingml/2006/main">
+                    <a:ext uri="{FF2B5EF4-FFF2-40B4-BE49-F238E27FC236}">
+                      <a16:creationId xmlns:a16="http://schemas.microsoft.com/office/drawing/2014/main" id="{9219E5B4-69A8-C773-DCC7-00793D3A1DC7}"/>
+                    </a:ext>
+                  </a:extLst>
+                </wp:docPr>
+                <wp:cNvGraphicFramePr/>
+                <a:graphic xmlns:a="http://schemas.openxmlformats.org/drawingml/2006/main">
+                  <a:graphicData uri="http://schemas.microsoft.com/office/word/2010/wordprocessingGroup">
+                    <wpg:wgp>
+                      <wpg:cNvGrpSpPr/>
+                      <wpg:grpSpPr>
+                        <a:xfrm>
+                          <a:off x="0" y="0"/>
+                          <a:ext cx="5848350" cy="688159"/>
+                          <a:chOff x="0" y="-54657"/>
+                          <a:chExt cx="10482567" cy="1234439"/>
+                        </a:xfrm>
+                      </wpg:grpSpPr>
+                      <pic:pic xmlns:pic="http://schemas.openxmlformats.org/drawingml/2006/picture">
+                        <pic:nvPicPr>
+                          <pic:cNvPr id="2015624402" name="図 2015624402">
+                            <a:extLst>
+                              <a:ext uri="{FF2B5EF4-FFF2-40B4-BE49-F238E27FC236}">
+                                <a16:creationId xmlns:a16="http://schemas.microsoft.com/office/drawing/2014/main" id="{92F01B15-E1AA-39DB-1F7F-DACCABD7EAAC}"/>
+                              </a:ext>
+                            </a:extLst>
+                          </pic:cNvPr>
+                          <pic:cNvPicPr>
+                            <a:picLocks noChangeAspect="1"/>
+                          </pic:cNvPicPr>
+                        </pic:nvPicPr>
+                        <pic:blipFill>
+                          <a:blip r:embed="rId8"/>
+                          <a:srcRect t="12944" r="4308" b="25325"/>
+                          <a:stretch>
+                            <a:fillRect/>
+                          </a:stretch>
+                        </pic:blipFill>
+                        <pic:spPr>
+                          <a:xfrm>
+                            <a:off x="0" y="0"/>
+                            <a:ext cx="5890474" cy="1061590"/>
+                          </a:xfrm>
+                          <a:prstGeom prst="rect">
+                            <a:avLst/>
+                          </a:prstGeom>
+                        </pic:spPr>
+                      </pic:pic>
+                      <wps:wsp>
+                        <wps:cNvPr id="147391508" name="テキスト ボックス 1">
+                          <a:extLst>
+                            <a:ext uri="{FF2B5EF4-FFF2-40B4-BE49-F238E27FC236}">
+                              <a16:creationId xmlns:a16="http://schemas.microsoft.com/office/drawing/2014/main" id="{2721E27D-3C98-B617-B4D8-2F9DA2A6FE37}"/>
+                            </a:ext>
+                          </a:extLst>
+                        </wps:cNvPr>
+                        <wps:cNvSpPr txBox="1"/>
+                        <wps:spPr>
+                          <a:xfrm>
+                            <a:off x="5873401" y="-54657"/>
+                            <a:ext cx="4609166" cy="1234439"/>
+                          </a:xfrm>
+                          <a:prstGeom prst="rect">
+                            <a:avLst/>
+                          </a:prstGeom>
+                          <a:noFill/>
+                        </wps:spPr>
+                        <wps:txbx>
+                          <w:txbxContent>
+                            <w:p>
+                              <w:pPr>
+                                <w:rPr>
+                                  <w:rFonts w:ascii="Meiryo UI" w:eastAsia="Meiryo UI" w:hAnsi="Meiryo UI"/>
+                                  <w:color w:val="000000" w:themeColor="text1"/>
+                                  <w:kern w:val="24"/>
+                                  <w:sz w:val="56"/>
+                                  <w:szCs w:val="56"/>
+                                  <w:eastAsianLayout w:id="-408139008"/>
+                                  <w14:ligatures w14:val="none"/>
+                                </w:rPr>
+                              </w:pPr>
+                              <w:r>
+                                <w:rPr>
+                                  <w:rFonts w:ascii="Meiryo UI" w:eastAsia="Meiryo UI" w:hAnsi="Meiryo UI" w:hint="eastAsia"/>
+                                  <w:color w:val="000000" w:themeColor="text1"/>
+                                  <w:kern w:val="24"/>
+                                  <w:sz w:val="56"/>
+                                  <w:szCs w:val="56"/>
+                                  <w:eastAsianLayout w:id="-408139007"/>
+                                </w:rPr>
+                                <w:t>ブリム情報ガイド</w:t>
+                              </w:r>
+                            </w:p>
+                          </w:txbxContent>
+                        </wps:txbx>
+                        <wps:bodyPr wrap="square" rtlCol="0">
+                          <a:noAutofit/>
+                        </wps:bodyPr>
+                      </wps:wsp>
+                    </wpg:wgp>
+                  </a:graphicData>
+                </a:graphic>
+                <wp14:sizeRelH relativeFrom="margin">
+                  <wp14:pctWidth>0</wp14:pctWidth>
+                </wp14:sizeRelH>
+                <wp14:sizeRelV relativeFrom="margin">
+                  <wp14:pctHeight>0</wp14:pctHeight>
+                </wp14:sizeRelV>
+              </wp:anchor>
+            </w:drawing>
+          </mc:Choice>
+          <mc:Fallback>
+            <w:pict>
+              <v:group w14:anchorId="1D20D886" id="グループ化 9" o:spid="_x0000_s1026" style="position:absolute;left:0;text-align:left;margin-left:0;margin-top:4.5pt;width:460.5pt;height:54.2pt;z-index:251665408;mso-position-horizontal:center;mso-position-horizontal-relative:margin;mso-width-relative:margin;mso-height-relative:margin" coordorigin=",-546" coordsize="104825,12344" o:gfxdata="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">
+                <v:shapetype id="_x0000_t75" coordsize="21600,21600" o:spt="75" o:preferrelative="t" path="m@4@5l@4@11@9@11@9@5xe" filled="f" stroked="f">
+                  <v:stroke joinstyle="miter"/>
+                  <v:formulas>
+                    <v:f eqn="if lineDrawn pixelLineWidth 0"/>
+                    <v:f eqn="sum @0 1 0"/>
+                    <v:f eqn="sum 0 0 @1"/>
+                    <v:f eqn="prod @2 1 2"/>
+                    <v:f eqn="prod @3 21600 pixelWidth"/>
+                    <v:f eqn="prod @3 21600 pixelHeight"/>
+                    <v:f eqn="sum @0 0 1"/>
+                    <v:f eqn="prod @6 1 2"/>
+                    <v:f eqn="prod @7 21600 pixelWidth"/>
+                    <v:f eqn="sum @8 21600 0"/>
+                    <v:f eqn="prod @7 21600 pixelHeight"/>
+                    <v:f eqn="sum @10 21600 0"/>
+                  </v:formulas>
+                  <v:path o:extrusionok="f" gradientshapeok="t" o:connecttype="rect"/>
+                  <o:lock v:ext="edit" aspectratio="t"/>
+                </v:shapetype>
+                <v:shape id="図 2015624402" o:spid="_x0000_s1027" type="#_x0000_t75" style="position:absolute;width:58904;height:10615;visibility:visible;mso-wrap-style:square" o:gfxdata="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">
+                  <v:imagedata r:id="rId9" o:title="" croptop="8483f" cropbottom="16597f" cropright="2823f"/>
+                </v:shape>
+                <v:shapetype id="_x0000_t202" coordsize="21600,21600" o:spt="202" path="m,l,21600r21600,l21600,xe">
+                  <v:stroke joinstyle="miter"/>
+                  <v:path gradientshapeok="t" o:connecttype="rect"/>
+                </v:shapetype>
+                <v:shape id="テキスト ボックス 1" o:spid="_x0000_s1028" type="#_x0000_t202" style="position:absolute;left:58734;top:-546;width:46091;height:12343;visibility:visible;mso-wrap-style:square;v-text-anchor:top" o:gfxdata="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" filled="f" stroked="f">
+                  <v:textbox>
+                    <w:txbxContent>
+                      <w:p>
+                        <w:pPr>
+                          <w:rPr>
+                            <w:rFonts w:ascii="Meiryo UI" w:eastAsia="Meiryo UI" w:hAnsi="Meiryo UI"/>
+                            <w:color w:val="000000" w:themeColor="text1"/>
+                            <w:kern w:val="24"/>
+                            <w:sz w:val="56"/>
+                            <w:szCs w:val="56"/>
+                            <w:eastAsianLayout w:id="-408139008"/>
+                            <w14:ligatures w14:val="none"/>
+                          </w:rPr>
+                        </w:pPr>
+                        <w:r>
+                          <w:rPr>
+                            <w:rFonts w:ascii="Meiryo UI" w:eastAsia="Meiryo UI" w:hAnsi="Meiryo UI" w:hint="eastAsia"/>
+                            <w:color w:val="000000" w:themeColor="text1"/>
+                            <w:kern w:val="24"/>
+                            <w:sz w:val="56"/>
+                            <w:szCs w:val="56"/>
+                            <w:eastAsianLayout w:id="-408139007"/>
+                          </w:rPr>
+                          <w:t>ブリム情報ガイド</w:t>
+                        </w:r>
+                      </w:p>
+                    </w:txbxContent>
+                  </v:textbox>
+                </v:shape>
+                <w10:wrap anchorx="margin"/>
+              </v:group>
+            </w:pict>
+          </mc:Fallback>
+        </mc:AlternateContent>
+      </w:r>
+    </w:p>
+    <w:p>
+      <w:pPr>
+        <w:pStyle w:val="1"/>
+        <w:rPr>
+          <w:rFonts w:ascii="Meiryo UI" w:eastAsia="Meiryo UI" w:hAnsi="Meiryo UI"/>
+        </w:rPr>
+      </w:pPr>
+      <w:bookmarkStart w:id="0" w:name="_Toc225265764"/>
+      <w:r>
+        <w:rPr>
+          <w:rFonts w:ascii="Meiryo UI" w:eastAsia="Meiryo UI" w:hAnsi="Meiryo UI" w:hint="eastAsia"/>
+        </w:rPr>
+        <w:t>１．はじめに</w:t>
+      </w:r>
+      <w:bookmarkEnd w:id="0"/>
+    </w:p>
+    <w:p>
+      <w:pPr>
+        <w:rPr>
+          <w:rFonts w:ascii="Meiryo UI" w:eastAsia="Meiryo UI" w:hAnsi="Meiryo UI"/>
+        </w:rPr>
+      </w:pPr>
       <w:proofErr w:type="spellStart"/>
       <w:r>
         <w:rPr>
-          <w:rFonts w:ascii="Segoe UI Semibold" w:eastAsia="HGPｺﾞｼｯｸM" w:hAnsi="Segoe UI Semibold" w:cs="Segoe UI Semibold"/>
+          <w:rFonts w:ascii="Segoe UI Semibold" w:eastAsia="Meiryo UI" w:hAnsi="Segoe UI Semibold" w:cs="Segoe UI Semibold"/>
         </w:rPr>
         <w:t>FlexChroma</w:t>
       </w:r>
       <w:proofErr w:type="spellEnd"/>
       <w:r>
         <w:rPr>
-          <w:rFonts w:ascii="Segoe UI Semibold" w:eastAsia="HGPｺﾞｼｯｸM" w:hAnsi="Segoe UI Semibold" w:cs="Segoe UI Semibold"/>
-        </w:rPr>
-        <w:t xml:space="preserve">™ </w:t>
-      </w:r>
-      <w:r>
-        <w:rPr>
-          <w:rFonts w:ascii="Meiryo UI" w:eastAsia="Meiryo UI" w:hAnsi="Meiryo UI" w:cs="Segoe UI Semibold" w:hint="eastAsia"/>
-        </w:rPr>
-        <w:t>ブリム情報ガイド</w:t>
+          <w:rFonts w:ascii="Segoe UI Semibold" w:eastAsia="Meiryo UI" w:hAnsi="Segoe UI Semibold" w:cs="Segoe UI Semibold"/>
+        </w:rPr>
+        <w:t>™</w:t>
+      </w:r>
+      <w:r>
+        <w:rPr>
+          <w:rFonts w:ascii="Meiryo UI" w:eastAsia="Meiryo UI" w:hAnsi="Meiryo UI" w:hint="eastAsia"/>
+        </w:rPr>
+        <w:t>は、市販のフィラメントを組み合わせて</w:t>
+      </w:r>
+      <w:r>
+        <w:rPr>
+          <w:rFonts w:ascii="Meiryo UI" w:eastAsia="Meiryo UI" w:hAnsi="Meiryo UI" w:hint="eastAsia"/>
+        </w:rPr>
+        <w:t>「</w:t>
+      </w:r>
+      <w:r>
+        <w:rPr>
+          <w:rFonts w:ascii="Meiryo UI" w:eastAsia="Meiryo UI" w:hAnsi="Meiryo UI" w:hint="eastAsia"/>
+        </w:rPr>
+        <w:t>フィラメント</w:t>
+      </w:r>
+      <w:r>
+        <w:rPr>
+          <w:rFonts w:ascii="Meiryo UI" w:eastAsia="Meiryo UI" w:hAnsi="Meiryo UI" w:hint="eastAsia"/>
+        </w:rPr>
+        <w:t>そのもの」</w:t>
+      </w:r>
+      <w:r>
+        <w:rPr>
+          <w:rFonts w:ascii="Meiryo UI" w:eastAsia="Meiryo UI" w:hAnsi="Meiryo UI" w:hint="eastAsia"/>
+        </w:rPr>
+        <w:t>を生み出すための</w:t>
+      </w:r>
+      <w:r>
+        <w:rPr>
+          <w:rFonts w:ascii="Meiryo UI" w:eastAsia="Meiryo UI" w:hAnsi="Meiryo UI" w:hint="eastAsia"/>
+        </w:rPr>
+        <w:t>モデルです。</w:t>
+      </w:r>
+    </w:p>
+    <w:p>
+      <w:pPr>
+        <w:rPr>
+          <w:rFonts w:ascii="Meiryo UI" w:eastAsia="Meiryo UI" w:hAnsi="Meiryo UI"/>
+        </w:rPr>
+      </w:pPr>
+      <w:r>
+        <w:rPr>
+          <w:rFonts w:ascii="Meiryo UI" w:eastAsia="Meiryo UI" w:hAnsi="Meiryo UI" w:hint="eastAsia"/>
+        </w:rPr>
+        <w:t>どの様な仕様のフィラメントであるかを判別しやすいようにブリムに情報を記載しています。</w:t>
+      </w:r>
+    </w:p>
+    <w:p>
+      <w:pPr>
+        <w:rPr>
+          <w:rFonts w:ascii="Meiryo UI" w:eastAsia="Meiryo UI" w:hAnsi="Meiryo UI"/>
+        </w:rPr>
+      </w:pPr>
+      <w:r>
+        <w:rPr>
+          <w:rFonts w:ascii="Meiryo UI" w:eastAsia="Meiryo UI" w:hAnsi="Meiryo UI" w:hint="eastAsia"/>
+        </w:rPr>
+        <w:t>本ガイドではこの情報の読み解き方を説明します。</w:t>
       </w:r>
     </w:p>
     <w:p>
@@ -37,989 +313,320 @@
           <w:rFonts w:ascii="Meiryo UI" w:eastAsia="Meiryo UI" w:hAnsi="Meiryo UI"/>
         </w:rPr>
       </w:pPr>
-      <w:bookmarkStart w:id="0" w:name="_Toc225265764"/>
-      <w:r>
-        <w:rPr>
-          <w:rFonts w:ascii="Meiryo UI" w:eastAsia="Meiryo UI" w:hAnsi="Meiryo UI" w:hint="eastAsia"/>
-        </w:rPr>
-        <w:t>１．はじめに</w:t>
-      </w:r>
-      <w:bookmarkEnd w:id="0"/>
-    </w:p>
-    <w:p>
-      <w:pPr>
-        <w:rPr>
-          <w:rFonts w:ascii="Meiryo UI" w:eastAsia="Meiryo UI" w:hAnsi="Meiryo UI"/>
-        </w:rPr>
-      </w:pPr>
-      <w:proofErr w:type="spellStart"/>
-      <w:r>
-        <w:rPr>
-          <w:rFonts w:ascii="Segoe UI Semibold" w:eastAsia="Meiryo UI" w:hAnsi="Segoe UI Semibold" w:cs="Segoe UI Semibold"/>
-        </w:rPr>
-        <w:t>FlexChroma</w:t>
-      </w:r>
-      <w:proofErr w:type="spellEnd"/>
-      <w:r>
-        <w:rPr>
-          <w:rFonts w:ascii="Segoe UI Semibold" w:eastAsia="Meiryo UI" w:hAnsi="Segoe UI Semibold" w:cs="Segoe UI Semibold"/>
-        </w:rPr>
-        <w:t>™</w:t>
-      </w:r>
-      <w:r>
-        <w:rPr>
-          <w:rFonts w:ascii="Meiryo UI" w:eastAsia="Meiryo UI" w:hAnsi="Meiryo UI" w:hint="eastAsia"/>
-        </w:rPr>
-        <w:t>は、市販のフィラメントを組み合わせて</w:t>
-      </w:r>
-      <w:r>
-        <w:rPr>
-          <w:rFonts w:ascii="Meiryo UI" w:eastAsia="Meiryo UI" w:hAnsi="Meiryo UI" w:hint="eastAsia"/>
-        </w:rPr>
-        <w:t>「</w:t>
-      </w:r>
-      <w:r>
-        <w:rPr>
-          <w:rFonts w:ascii="Meiryo UI" w:eastAsia="Meiryo UI" w:hAnsi="Meiryo UI" w:hint="eastAsia"/>
-        </w:rPr>
-        <w:t>フィラメント</w:t>
-      </w:r>
-      <w:r>
-        <w:rPr>
-          <w:rFonts w:ascii="Meiryo UI" w:eastAsia="Meiryo UI" w:hAnsi="Meiryo UI" w:hint="eastAsia"/>
-        </w:rPr>
-        <w:t>そのもの」</w:t>
-      </w:r>
-      <w:r>
-        <w:rPr>
-          <w:rFonts w:ascii="Meiryo UI" w:eastAsia="Meiryo UI" w:hAnsi="Meiryo UI" w:hint="eastAsia"/>
-        </w:rPr>
-        <w:t>を生み出すための</w:t>
-      </w:r>
-      <w:r>
-        <w:rPr>
-          <w:rFonts w:ascii="Meiryo UI" w:eastAsia="Meiryo UI" w:hAnsi="Meiryo UI" w:hint="eastAsia"/>
-        </w:rPr>
-        <w:t>モデルです。</w:t>
-      </w:r>
-    </w:p>
-    <w:p>
-      <w:pPr>
-        <w:rPr>
-          <w:rFonts w:ascii="Meiryo UI" w:eastAsia="Meiryo UI" w:hAnsi="Meiryo UI"/>
-        </w:rPr>
-      </w:pPr>
-      <w:r>
-        <w:rPr>
-          <w:rFonts w:ascii="Meiryo UI" w:eastAsia="Meiryo UI" w:hAnsi="Meiryo UI" w:hint="eastAsia"/>
-        </w:rPr>
-        <w:t>どの様な仕様のフィラメントであるかを判別しやすいようにブリムに情報を記載しています。</w:t>
-      </w:r>
-    </w:p>
-    <w:p>
-      <w:pPr>
-        <w:rPr>
-          <w:rFonts w:ascii="Meiryo UI" w:eastAsia="Meiryo UI" w:hAnsi="Meiryo UI" w:hint="eastAsia"/>
-        </w:rPr>
-      </w:pPr>
-      <w:r>
-        <w:rPr>
-          <w:rFonts w:ascii="Meiryo UI" w:eastAsia="Meiryo UI" w:hAnsi="Meiryo UI" w:hint="eastAsia"/>
-        </w:rPr>
-        <w:t>本ガイドではこの情報の読み解き方を説明します。</w:t>
-      </w:r>
-    </w:p>
-    <w:p>
-      <w:pPr>
-        <w:pStyle w:val="1"/>
-        <w:rPr>
-          <w:rFonts w:ascii="Meiryo UI" w:eastAsia="Meiryo UI" w:hAnsi="Meiryo UI"/>
-        </w:rPr>
-      </w:pPr>
-      <w:r>
-        <w:rPr>
-          <w:rFonts w:ascii="Meiryo UI" w:eastAsia="Meiryo UI" w:hAnsi="Meiryo UI" w:hint="eastAsia"/>
-        </w:rPr>
-        <w:t>２．モデル選定方法</w:t>
-      </w:r>
-    </w:p>
-    <w:p>
-      <w:pPr>
-        <w:rPr>
-          <w:rFonts w:ascii="Meiryo UI" w:eastAsia="Meiryo UI" w:hAnsi="Meiryo UI"/>
-        </w:rPr>
-      </w:pPr>
-      <w:r>
-        <w:rPr>
-          <w:rFonts w:ascii="Meiryo UI" w:eastAsia="Meiryo UI" w:hAnsi="Meiryo UI" w:hint="eastAsia"/>
-        </w:rPr>
-        <w:t>簡易的なモデル選定手順をお見せします。</w:t>
-      </w:r>
-      <w:r>
-        <w:rPr>
-          <w:rFonts w:ascii="Meiryo UI" w:eastAsia="Meiryo UI" w:hAnsi="Meiryo UI" w:hint="eastAsia"/>
-        </w:rPr>
-        <w:t>まずは</w:t>
-      </w:r>
-      <w:proofErr w:type="spellStart"/>
-      <w:r>
-        <w:rPr>
-          <w:rFonts w:ascii="Meiryo UI" w:eastAsia="Meiryo UI" w:hAnsi="Meiryo UI" w:hint="eastAsia"/>
-        </w:rPr>
-        <w:t>Makerworld</w:t>
-      </w:r>
-      <w:proofErr w:type="spellEnd"/>
-      <w:r>
-        <w:rPr>
-          <w:rFonts w:ascii="Meiryo UI" w:eastAsia="Meiryo UI" w:hAnsi="Meiryo UI" w:hint="eastAsia"/>
-        </w:rPr>
-        <w:t>で</w:t>
-      </w:r>
-      <w:proofErr w:type="spellStart"/>
-      <w:r>
-        <w:rPr>
-          <w:rFonts w:ascii="Meiryo UI" w:eastAsia="Meiryo UI" w:hAnsi="Meiryo UI" w:hint="eastAsia"/>
-        </w:rPr>
-        <w:t>FlexChroma</w:t>
-      </w:r>
-      <w:proofErr w:type="spellEnd"/>
-      <w:r>
-        <w:rPr>
-          <w:rFonts w:ascii="Meiryo UI" w:eastAsia="Meiryo UI" w:hAnsi="Meiryo UI" w:hint="eastAsia"/>
-        </w:rPr>
-        <w:t xml:space="preserve"> HUBを開いてください。その後に</w:t>
-      </w:r>
-      <w:r>
-        <w:rPr>
-          <w:rFonts w:ascii="Meiryo UI" w:eastAsia="Meiryo UI" w:hAnsi="Meiryo UI" w:hint="eastAsia"/>
-        </w:rPr>
-        <w:t>下記フローに従って</w:t>
-      </w:r>
-      <w:r>
-        <w:rPr>
-          <w:rFonts w:ascii="Meiryo UI" w:eastAsia="Meiryo UI" w:hAnsi="Meiryo UI" w:hint="eastAsia"/>
-        </w:rPr>
-        <w:t>適切なデータを</w:t>
-      </w:r>
-      <w:r>
-        <w:rPr>
-          <w:rFonts w:ascii="Meiryo UI" w:eastAsia="Meiryo UI" w:hAnsi="Meiryo UI" w:hint="eastAsia"/>
-        </w:rPr>
-        <w:t>ダウンロードし、印刷してください。</w:t>
-      </w:r>
-    </w:p>
-    <w:p>
-      <w:pPr>
-        <w:rPr>
-          <w:rFonts w:ascii="Meiryo UI" w:eastAsia="Meiryo UI" w:hAnsi="Meiryo UI"/>
-        </w:rPr>
-      </w:pPr>
-    </w:p>
-    <w:p>
-      <w:pPr>
-        <w:rPr>
-          <w:rFonts w:ascii="Meiryo UI" w:eastAsia="Meiryo UI" w:hAnsi="Meiryo UI"/>
-        </w:rPr>
-      </w:pPr>
-    </w:p>
-    <w:p>
-      <w:pPr>
-        <w:rPr>
-          <w:rFonts w:ascii="Meiryo UI" w:eastAsia="Meiryo UI" w:hAnsi="Meiryo UI"/>
-        </w:rPr>
-      </w:pPr>
-      <w:r>
-        <w:rPr>
-          <w:rFonts w:ascii="Meiryo UI" w:eastAsia="Meiryo UI" w:hAnsi="Meiryo UI" w:hint="eastAsia"/>
-        </w:rPr>
-        <w:t>モデル選定においてはどの様なフィラメントが欲しいか？を考えます。下記１～５の手順によって最適なデータを探しましょう。</w:t>
-      </w:r>
-    </w:p>
-    <w:p>
-      <w:pPr>
-        <w:rPr>
-          <w:rFonts w:ascii="Meiryo UI" w:eastAsia="Meiryo UI" w:hAnsi="Meiryo UI"/>
-        </w:rPr>
-      </w:pPr>
-    </w:p>
-    <w:p>
-      <w:pPr>
-        <w:pStyle w:val="a9"/>
-        <w:numPr>
-          <w:ilvl w:val="0"/>
-          <w:numId w:val="2"/>
-        </w:numPr>
-        <w:rPr>
-          <w:rFonts w:ascii="Meiryo UI" w:eastAsia="Meiryo UI" w:hAnsi="Meiryo UI"/>
-        </w:rPr>
-      </w:pPr>
-      <w:r>
-        <w:rPr>
-          <w:rFonts w:ascii="Meiryo UI" w:eastAsia="Meiryo UI" w:hAnsi="Meiryo UI" w:hint="eastAsia"/>
-        </w:rPr>
-        <w:t>最初に</w:t>
-      </w:r>
-      <w:r>
-        <w:rPr>
-          <w:rFonts w:ascii="Meiryo UI" w:eastAsia="Meiryo UI" w:hAnsi="Meiryo UI" w:hint="eastAsia"/>
-        </w:rPr>
-        <w:t>Series</w:t>
-      </w:r>
-      <w:r>
-        <w:rPr>
-          <w:rFonts w:ascii="Meiryo UI" w:eastAsia="Meiryo UI" w:hAnsi="Meiryo UI" w:hint="eastAsia"/>
-        </w:rPr>
-        <w:t>を選択します。中間色が欲しいのであればBlend Filament、グラデーションフィラメントが欲しければGradient Filament</w:t>
-      </w:r>
-      <w:r>
-        <w:rPr>
-          <w:rFonts w:ascii="Meiryo UI" w:eastAsia="Meiryo UI" w:hAnsi="Meiryo UI" w:hint="eastAsia"/>
-        </w:rPr>
-        <w:t>と言った様に</w:t>
-      </w:r>
-      <w:r>
-        <w:rPr>
-          <w:rFonts w:ascii="Meiryo UI" w:eastAsia="Meiryo UI" w:hAnsi="Meiryo UI" w:hint="eastAsia"/>
-        </w:rPr>
-        <w:t>。</w:t>
-      </w:r>
-    </w:p>
-    <w:p>
-      <w:pPr>
-        <w:pStyle w:val="a9"/>
-        <w:numPr>
-          <w:ilvl w:val="0"/>
-          <w:numId w:val="2"/>
-        </w:numPr>
-        <w:rPr>
-          <w:rFonts w:ascii="Meiryo UI" w:eastAsia="Meiryo UI" w:hAnsi="Meiryo UI"/>
-        </w:rPr>
-      </w:pPr>
-      <w:r>
-        <w:rPr>
-          <w:rFonts w:ascii="Meiryo UI" w:eastAsia="Meiryo UI" w:hAnsi="Meiryo UI" w:hint="eastAsia"/>
-        </w:rPr>
-        <w:t>次に</w:t>
-      </w:r>
-      <w:r>
-        <w:rPr>
-          <w:rFonts w:ascii="Meiryo UI" w:eastAsia="Meiryo UI" w:hAnsi="Meiryo UI" w:hint="eastAsia"/>
-        </w:rPr>
-        <w:t>Model</w:t>
-      </w:r>
-      <w:r>
-        <w:rPr>
-          <w:rFonts w:ascii="Meiryo UI" w:eastAsia="Meiryo UI" w:hAnsi="Meiryo UI" w:hint="eastAsia"/>
-        </w:rPr>
-        <w:t>を選択します。フィラメントの量がどれくらい必要かを考えて、それに合った</w:t>
-      </w:r>
-      <w:r>
-        <w:rPr>
-          <w:rFonts w:ascii="Meiryo UI" w:eastAsia="Meiryo UI" w:hAnsi="Meiryo UI" w:hint="eastAsia"/>
-        </w:rPr>
-        <w:t>Model</w:t>
-      </w:r>
-      <w:r>
-        <w:rPr>
-          <w:rFonts w:ascii="Meiryo UI" w:eastAsia="Meiryo UI" w:hAnsi="Meiryo UI" w:hint="eastAsia"/>
-        </w:rPr>
-        <w:t xml:space="preserve">を選択します。例えば3Dbenchyを作る程度であればS4 </w:t>
-      </w:r>
-      <w:r>
-        <w:rPr>
-          <w:rFonts w:ascii="Meiryo UI" w:eastAsia="Meiryo UI" w:hAnsi="Meiryo UI" w:hint="eastAsia"/>
-        </w:rPr>
-        <w:t>Model</w:t>
-      </w:r>
-      <w:r>
-        <w:rPr>
-          <w:rFonts w:ascii="Meiryo UI" w:eastAsia="Meiryo UI" w:hAnsi="Meiryo UI" w:hint="eastAsia"/>
-        </w:rPr>
-        <w:t>、70g近い大きなモデルを作るのであればM1</w:t>
-      </w:r>
-      <w:r>
-        <w:rPr>
-          <w:rFonts w:ascii="Meiryo UI" w:eastAsia="Meiryo UI" w:hAnsi="Meiryo UI" w:hint="eastAsia"/>
-        </w:rPr>
-        <w:t xml:space="preserve"> Model</w:t>
-      </w:r>
-      <w:r>
-        <w:rPr>
-          <w:rFonts w:ascii="Meiryo UI" w:eastAsia="Meiryo UI" w:hAnsi="Meiryo UI" w:hint="eastAsia"/>
-        </w:rPr>
-        <w:t>と言う具合です。</w:t>
-      </w:r>
-    </w:p>
-    <w:p>
-      <w:pPr>
-        <w:pStyle w:val="a9"/>
-        <w:numPr>
-          <w:ilvl w:val="0"/>
-          <w:numId w:val="2"/>
-        </w:numPr>
-        <w:rPr>
-          <w:rFonts w:ascii="Meiryo UI" w:eastAsia="Meiryo UI" w:hAnsi="Meiryo UI"/>
-        </w:rPr>
-      </w:pPr>
-      <w:r>
-        <w:rPr>
-          <w:rFonts w:ascii="Meiryo UI" w:eastAsia="Meiryo UI" w:hAnsi="Meiryo UI" w:hint="eastAsia"/>
-        </w:rPr>
-        <w:t>次に</w:t>
-      </w:r>
-      <w:r>
-        <w:rPr>
-          <w:rFonts w:ascii="Meiryo UI" w:eastAsia="Meiryo UI" w:hAnsi="Meiryo UI" w:hint="eastAsia"/>
-        </w:rPr>
-        <w:t>Profile</w:t>
-      </w:r>
-      <w:r>
-        <w:rPr>
-          <w:rFonts w:ascii="Meiryo UI" w:eastAsia="Meiryo UI" w:hAnsi="Meiryo UI" w:hint="eastAsia"/>
-        </w:rPr>
-        <w:t>と</w:t>
-      </w:r>
-      <w:r>
-        <w:rPr>
-          <w:rFonts w:ascii="Meiryo UI" w:eastAsia="Meiryo UI" w:hAnsi="Meiryo UI" w:hint="eastAsia"/>
-        </w:rPr>
-        <w:t>Plateを選びます。Seriesによって異なる分け方でProfileとPlateごとにフィラメントのデータがあります。</w:t>
-      </w:r>
-    </w:p>
-    <w:p>
-      <w:pPr>
-        <w:pStyle w:val="a9"/>
-        <w:ind w:left="390"/>
-        <w:rPr>
-          <w:rFonts w:ascii="Meiryo UI" w:eastAsia="Meiryo UI" w:hAnsi="Meiryo UI"/>
-        </w:rPr>
-      </w:pPr>
-      <w:r>
-        <w:rPr>
-          <w:rFonts w:ascii="Meiryo UI" w:eastAsia="Meiryo UI" w:hAnsi="Meiryo UI" w:hint="eastAsia"/>
-        </w:rPr>
-        <w:t>例えばBlend Filamentで</w:t>
-      </w:r>
-      <w:r>
-        <w:rPr>
-          <w:rFonts w:ascii="Meiryo UI" w:eastAsia="Meiryo UI" w:hAnsi="Meiryo UI" w:hint="eastAsia"/>
-        </w:rPr>
-        <w:t>９８％混色比のモデルであれば、Detail</w:t>
-      </w:r>
-      <w:r>
-        <w:rPr>
-          <w:rFonts w:ascii="Meiryo UI" w:eastAsia="Meiryo UI" w:hAnsi="Meiryo UI" w:hint="eastAsia"/>
-        </w:rPr>
-        <w:t xml:space="preserve"> Profileの中の</w:t>
-      </w:r>
-      <w:r>
-        <w:rPr>
-          <w:rFonts w:ascii="Meiryo UI" w:eastAsia="Meiryo UI" w:hAnsi="Meiryo UI" w:hint="eastAsia"/>
-        </w:rPr>
-        <w:t>98</w:t>
-      </w:r>
-      <w:r>
-        <w:rPr>
-          <w:rFonts w:ascii="Meiryo UI" w:eastAsia="Meiryo UI" w:hAnsi="Meiryo UI" w:hint="eastAsia"/>
-        </w:rPr>
-        <w:t>pctプレートを選</w:t>
-      </w:r>
-      <w:r>
-        <w:rPr>
-          <w:rFonts w:ascii="Meiryo UI" w:eastAsia="Meiryo UI" w:hAnsi="Meiryo UI" w:hint="eastAsia"/>
-        </w:rPr>
-        <w:t>びます</w:t>
-      </w:r>
-      <w:r>
-        <w:rPr>
-          <w:rFonts w:ascii="Meiryo UI" w:eastAsia="Meiryo UI" w:hAnsi="Meiryo UI" w:hint="eastAsia"/>
-        </w:rPr>
-        <w:t>。</w:t>
-      </w:r>
-    </w:p>
-    <w:p>
-      <w:pPr>
-        <w:pStyle w:val="a9"/>
-        <w:numPr>
-          <w:ilvl w:val="0"/>
-          <w:numId w:val="2"/>
-        </w:numPr>
-        <w:rPr>
-          <w:rFonts w:ascii="Meiryo UI" w:eastAsia="Meiryo UI" w:hAnsi="Meiryo UI"/>
-        </w:rPr>
-      </w:pPr>
-      <w:r>
-        <w:rPr>
-          <w:rFonts w:ascii="Meiryo UI" w:eastAsia="Meiryo UI" w:hAnsi="Meiryo UI" w:hint="eastAsia"/>
-        </w:rPr>
-        <w:t>使うフィラメントを選びます。素材が同じもしくは近い(PLA BasicとPLA Matteの様な)フィラメントを用意しましょう。選んだ</w:t>
-      </w:r>
-      <w:r>
-        <w:rPr>
-          <w:rFonts w:ascii="Meiryo UI" w:eastAsia="Meiryo UI" w:hAnsi="Meiryo UI" w:hint="eastAsia"/>
-        </w:rPr>
-        <w:t>フィラメントを割り当て</w:t>
-      </w:r>
-      <w:r>
-        <w:rPr>
-          <w:rFonts w:ascii="Meiryo UI" w:eastAsia="Meiryo UI" w:hAnsi="Meiryo UI" w:hint="eastAsia"/>
-        </w:rPr>
-        <w:t>て</w:t>
-      </w:r>
-      <w:r>
-        <w:rPr>
-          <w:rFonts w:ascii="Meiryo UI" w:eastAsia="Meiryo UI" w:hAnsi="Meiryo UI" w:hint="eastAsia"/>
-        </w:rPr>
-        <w:t>、スライスしましょう。</w:t>
-      </w:r>
-      <w:r>
-        <w:rPr>
-          <w:rFonts w:ascii="Meiryo UI" w:eastAsia="Meiryo UI" w:hAnsi="Meiryo UI" w:hint="eastAsia"/>
-        </w:rPr>
-        <w:t>説明文に書かれている</w:t>
-      </w:r>
-      <w:r>
-        <w:rPr>
-          <w:rFonts w:ascii="Meiryo UI" w:eastAsia="Meiryo UI" w:hAnsi="Meiryo UI" w:hint="eastAsia"/>
-        </w:rPr>
-        <w:t>印刷時の注意点</w:t>
-      </w:r>
-      <w:r>
-        <w:rPr>
-          <w:rFonts w:ascii="Meiryo UI" w:eastAsia="Meiryo UI" w:hAnsi="Meiryo UI" w:hint="eastAsia"/>
-        </w:rPr>
-        <w:t>を</w:t>
-      </w:r>
-      <w:r>
-        <w:rPr>
-          <w:rFonts w:ascii="Meiryo UI" w:eastAsia="Meiryo UI" w:hAnsi="Meiryo UI" w:hint="eastAsia"/>
-        </w:rPr>
-        <w:t>よく読んでから印刷して</w:t>
-      </w:r>
-      <w:r>
-        <w:rPr>
-          <w:rFonts w:ascii="Meiryo UI" w:eastAsia="Meiryo UI" w:hAnsi="Meiryo UI" w:hint="eastAsia"/>
-        </w:rPr>
-        <w:t>下さい</w:t>
-      </w:r>
-      <w:r>
-        <w:rPr>
-          <w:rFonts w:ascii="Meiryo UI" w:eastAsia="Meiryo UI" w:hAnsi="Meiryo UI" w:hint="eastAsia"/>
-        </w:rPr>
-        <w:t>。</w:t>
-      </w:r>
-    </w:p>
-    <w:p>
-      <w:pPr>
-        <w:widowControl/>
-        <w:spacing w:line="300" w:lineRule="atLeast"/>
-        <w:jc w:val="left"/>
-        <w:rPr>
-          <w:rFonts w:ascii="Meiryo UI" w:eastAsia="Meiryo UI" w:hAnsi="Meiryo UI" w:cs="Segoe UI"/>
-          <w:kern w:val="0"/>
-          <w:sz w:val="18"/>
-          <w:szCs w:val="18"/>
-          <w14:ligatures w14:val="none"/>
-        </w:rPr>
-      </w:pPr>
-      <w:r>
-        <w:rPr>
-          <w:rFonts w:ascii="Meiryo UI" w:eastAsia="Meiryo UI" w:hAnsi="Meiryo UI" w:cs="Segoe UI" w:hint="eastAsia"/>
-          <w:kern w:val="0"/>
-          <w:sz w:val="18"/>
-          <w:szCs w:val="18"/>
-          <w14:ligatures w14:val="none"/>
-        </w:rPr>
-        <w:t>※</w:t>
-      </w:r>
-      <w:proofErr w:type="spellStart"/>
-      <w:r>
-        <w:rPr>
-          <w:rFonts w:ascii="Meiryo UI" w:eastAsia="Meiryo UI" w:hAnsi="Meiryo UI" w:cs="Segoe UI"/>
-          <w:kern w:val="0"/>
-          <w:sz w:val="18"/>
-          <w:szCs w:val="18"/>
-          <w14:ligatures w14:val="none"/>
-        </w:rPr>
-        <w:t>FlexChroma</w:t>
-      </w:r>
-      <w:proofErr w:type="spellEnd"/>
-      <w:r>
-        <w:rPr>
-          <w:rFonts w:ascii="Meiryo UI" w:eastAsia="Meiryo UI" w:hAnsi="Meiryo UI" w:cs="Segoe UI"/>
-          <w:kern w:val="0"/>
-          <w:sz w:val="18"/>
-          <w:szCs w:val="18"/>
-          <w14:ligatures w14:val="none"/>
-        </w:rPr>
-        <w:t>におけるProfileは印刷設定の違いではありません。各Series内で「目的別の分類」を表しています。</w:t>
-      </w:r>
-    </w:p>
-    <w:p>
-      <w:pPr>
-        <w:rPr>
-          <w:rFonts w:ascii="Meiryo UI" w:eastAsia="Meiryo UI" w:hAnsi="Meiryo UI"/>
-        </w:rPr>
-      </w:pPr>
-    </w:p>
-    <w:p>
-      <w:pPr>
-        <w:pStyle w:val="1"/>
-        <w:rPr>
-          <w:rFonts w:ascii="Meiryo UI" w:eastAsia="Meiryo UI" w:hAnsi="Meiryo UI"/>
-        </w:rPr>
-      </w:pPr>
-      <w:r>
-        <w:rPr>
-          <w:rFonts w:ascii="Meiryo UI" w:eastAsia="Meiryo UI" w:hAnsi="Meiryo UI" w:hint="eastAsia"/>
-        </w:rPr>
-        <w:t>３</w:t>
-      </w:r>
-      <w:r>
-        <w:rPr>
-          <w:rFonts w:ascii="Meiryo UI" w:eastAsia="Meiryo UI" w:hAnsi="Meiryo UI" w:hint="eastAsia"/>
-        </w:rPr>
-        <w:t>．</w:t>
-      </w:r>
-      <w:proofErr w:type="spellStart"/>
-      <w:r>
-        <w:rPr>
-          <w:rFonts w:ascii="Meiryo UI" w:eastAsia="Meiryo UI" w:hAnsi="Meiryo UI" w:hint="eastAsia"/>
-        </w:rPr>
-        <w:t>FlexChroma</w:t>
-      </w:r>
-      <w:proofErr w:type="spellEnd"/>
-      <w:r>
-        <w:rPr>
-          <w:rFonts w:ascii="Meiryo UI" w:eastAsia="Meiryo UI" w:hAnsi="Meiryo UI" w:hint="eastAsia"/>
-        </w:rPr>
-        <w:t xml:space="preserve">　HUB</w:t>
-      </w:r>
-    </w:p>
-    <w:p>
-      <w:pPr>
-        <w:rPr>
-          <w:rFonts w:ascii="Meiryo UI" w:eastAsia="Meiryo UI" w:hAnsi="Meiryo UI"/>
-        </w:rPr>
-      </w:pPr>
-      <w:proofErr w:type="spellStart"/>
-      <w:r>
-        <w:rPr>
-          <w:rFonts w:ascii="Meiryo UI" w:eastAsia="Meiryo UI" w:hAnsi="Meiryo UI" w:hint="eastAsia"/>
-        </w:rPr>
-        <w:t>FlexChroma</w:t>
-      </w:r>
-      <w:proofErr w:type="spellEnd"/>
-      <w:r>
-        <w:rPr>
-          <w:rFonts w:ascii="Meiryo UI" w:eastAsia="Meiryo UI" w:hAnsi="Meiryo UI" w:hint="eastAsia"/>
-        </w:rPr>
-        <w:t xml:space="preserve"> HUBは</w:t>
-      </w:r>
-      <w:proofErr w:type="spellStart"/>
-      <w:r>
-        <w:rPr>
-          <w:rFonts w:ascii="Meiryo UI" w:eastAsia="Meiryo UI" w:hAnsi="Meiryo UI" w:hint="eastAsia"/>
-        </w:rPr>
-        <w:t>Makerworld</w:t>
-      </w:r>
-      <w:proofErr w:type="spellEnd"/>
-      <w:r>
-        <w:rPr>
-          <w:rFonts w:ascii="Meiryo UI" w:eastAsia="Meiryo UI" w:hAnsi="Meiryo UI" w:hint="eastAsia"/>
-        </w:rPr>
-        <w:t>における</w:t>
-      </w:r>
-      <w:r>
-        <w:rPr>
-          <w:rFonts w:ascii="Meiryo UI" w:eastAsia="Meiryo UI" w:hAnsi="Meiryo UI" w:hint="eastAsia"/>
-        </w:rPr>
-        <w:t>全ての</w:t>
-      </w:r>
-      <w:r>
-        <w:rPr>
-          <w:rFonts w:ascii="Meiryo UI" w:eastAsia="Meiryo UI" w:hAnsi="Meiryo UI"/>
-        </w:rPr>
-        <w:t>シリーズ</w:t>
-      </w:r>
-      <w:r>
-        <w:rPr>
-          <w:rFonts w:ascii="Meiryo UI" w:eastAsia="Meiryo UI" w:hAnsi="Meiryo UI" w:hint="eastAsia"/>
-        </w:rPr>
-        <w:t>や</w:t>
-      </w:r>
-      <w:r>
-        <w:rPr>
-          <w:rFonts w:ascii="Meiryo UI" w:eastAsia="Meiryo UI" w:hAnsi="Meiryo UI" w:hint="eastAsia"/>
-        </w:rPr>
-        <w:t>外部ポータル</w:t>
-      </w:r>
-      <w:r>
-        <w:rPr>
-          <w:rFonts w:ascii="Meiryo UI" w:eastAsia="Meiryo UI" w:hAnsi="Meiryo UI"/>
-        </w:rPr>
-        <w:t>への入口です。</w:t>
-      </w:r>
-      <w:r>
+      <w:r>
+        <w:rPr>
+          <w:rFonts w:ascii="Meiryo UI" w:eastAsia="Meiryo UI" w:hAnsi="Meiryo UI" w:hint="eastAsia"/>
+        </w:rPr>
+        <w:t>２．</w:t>
+      </w:r>
+      <w:r>
+        <w:rPr>
+          <w:rFonts w:ascii="Meiryo UI" w:eastAsia="Meiryo UI" w:hAnsi="Meiryo UI" w:hint="eastAsia"/>
+        </w:rPr>
+        <w:t>ブリムの役割り</w:t>
+      </w:r>
+    </w:p>
+    <w:p>
+      <w:pPr>
+        <w:rPr>
+          <w:rFonts w:ascii="Meiryo UI" w:eastAsia="Meiryo UI" w:hAnsi="Meiryo UI"/>
+        </w:rPr>
+      </w:pPr>
+      <w:r>
+        <w:rPr>
+          <w:rFonts w:ascii="Meiryo UI" w:eastAsia="Meiryo UI" w:hAnsi="Meiryo UI" w:hint="eastAsia"/>
+        </w:rPr>
+        <w:t>ブリムには2つの役割を持たせています。１つは定着性の改善であり、２つ目はフィラメント情報の記載です。</w:t>
+      </w:r>
+    </w:p>
+    <w:p>
+      <w:pPr>
+        <w:rPr>
+          <w:rFonts w:ascii="Meiryo UI" w:eastAsia="Meiryo UI" w:hAnsi="Meiryo UI"/>
+        </w:rPr>
+      </w:pPr>
+      <w:r>
+        <w:rPr>
+          <w:rFonts w:ascii="Meiryo UI" w:eastAsia="Meiryo UI" w:hAnsi="Meiryo UI" w:hint="eastAsia"/>
+        </w:rPr>
+        <w:t>狭いブリム内に</w:t>
+      </w:r>
+      <w:r>
+        <w:rPr>
+          <w:rFonts w:ascii="Meiryo UI" w:eastAsia="Meiryo UI" w:hAnsi="Meiryo UI" w:hint="eastAsia"/>
+        </w:rPr>
+        <w:t>フィラメント情報</w:t>
+      </w:r>
+      <w:r>
+        <w:rPr>
+          <w:rFonts w:ascii="Meiryo UI" w:eastAsia="Meiryo UI" w:hAnsi="Meiryo UI" w:hint="eastAsia"/>
+        </w:rPr>
+        <w:t>を記載するため、情報は略語による記載となります。</w:t>
+      </w:r>
+    </w:p>
+    <w:p>
+      <w:pPr>
+        <w:rPr>
+          <w:rFonts w:ascii="Meiryo UI" w:eastAsia="Meiryo UI" w:hAnsi="Meiryo UI"/>
+        </w:rPr>
+      </w:pPr>
+    </w:p>
+    <w:p>
+      <w:pPr>
         <w:rPr>
           <w:rFonts w:ascii="Meiryo UI" w:eastAsia="Meiryo UI" w:hAnsi="Meiryo UI"/>
           <w:b/>
           <w:bCs/>
         </w:rPr>
-        <w:t>迷ったらまずここを開いてください。</w:t>
-      </w:r>
-    </w:p>
-    <w:p>
-      <w:pPr>
-        <w:rPr>
-          <w:rFonts w:ascii="Meiryo UI" w:eastAsia="Meiryo UI" w:hAnsi="Meiryo UI"/>
-        </w:rPr>
-      </w:pPr>
-    </w:p>
-    <w:p>
-      <w:pPr>
-        <w:pStyle w:val="1"/>
-        <w:rPr>
-          <w:rFonts w:ascii="Meiryo UI" w:eastAsia="Meiryo UI" w:hAnsi="Meiryo UI"/>
-        </w:rPr>
-      </w:pPr>
-      <w:bookmarkStart w:id="1" w:name="_Toc225265766"/>
-      <w:r>
-        <w:rPr>
-          <w:rFonts w:ascii="Meiryo UI" w:eastAsia="Meiryo UI" w:hAnsi="Meiryo UI" w:hint="eastAsia"/>
-        </w:rPr>
-        <w:t>４</w:t>
-      </w:r>
-      <w:r>
-        <w:rPr>
-          <w:rFonts w:ascii="Meiryo UI" w:eastAsia="Meiryo UI" w:hAnsi="Meiryo UI" w:hint="eastAsia"/>
-        </w:rPr>
-        <w:t>．</w:t>
-      </w:r>
-      <w:bookmarkEnd w:id="1"/>
-      <w:r>
-        <w:rPr>
-          <w:rFonts w:ascii="Meiryo UI" w:eastAsia="Meiryo UI" w:hAnsi="Meiryo UI" w:hint="eastAsia"/>
-        </w:rPr>
-        <w:t>Blend Filament</w:t>
-      </w:r>
-    </w:p>
-    <w:p>
-      <w:pPr>
-        <w:rPr>
-          <w:rFonts w:ascii="Meiryo UI" w:eastAsia="Meiryo UI" w:hAnsi="Meiryo UI"/>
+      </w:pPr>
+      <w:r>
+        <w:rPr>
+          <w:rFonts w:ascii="Meiryo UI" w:eastAsia="Meiryo UI" w:hAnsi="Meiryo UI" w:hint="eastAsia"/>
           <w:b/>
           <w:bCs/>
         </w:rPr>
-      </w:pPr>
-      <w:r>
-        <w:rPr>
-          <w:rFonts w:ascii="Meiryo UI" w:eastAsia="Meiryo UI" w:hAnsi="Meiryo UI" w:hint="eastAsia"/>
-        </w:rPr>
-        <w:t>Blend Filamentシリーズは</w:t>
-      </w:r>
-      <w:proofErr w:type="spellStart"/>
-      <w:r>
-        <w:rPr>
-          <w:rFonts w:ascii="Meiryo UI" w:eastAsia="Meiryo UI" w:hAnsi="Meiryo UI" w:hint="eastAsia"/>
-        </w:rPr>
-        <w:t>FlexChroma</w:t>
-      </w:r>
-      <w:proofErr w:type="spellEnd"/>
-      <w:r>
-        <w:rPr>
-          <w:rFonts w:ascii="Meiryo UI" w:eastAsia="Meiryo UI" w:hAnsi="Meiryo UI" w:hint="eastAsia"/>
-        </w:rPr>
-        <w:t>の最も基礎的なシリーズです。2つのフィラメントを</w:t>
-      </w:r>
-      <w:r>
-        <w:rPr>
-          <w:rFonts w:ascii="Meiryo UI" w:eastAsia="Meiryo UI" w:hAnsi="Meiryo UI" w:hint="eastAsia"/>
-        </w:rPr>
-        <w:t>様々な</w:t>
-      </w:r>
-      <w:r>
-        <w:rPr>
-          <w:rFonts w:ascii="Meiryo UI" w:eastAsia="Meiryo UI" w:hAnsi="Meiryo UI" w:hint="eastAsia"/>
-        </w:rPr>
-        <w:t>混合比で混ぜ合わせ、あなただけの新しい色を作ることが出来ます。</w:t>
-      </w:r>
-      <w:r>
-        <w:rPr>
-          <w:rFonts w:ascii="Meiryo UI" w:eastAsia="Meiryo UI" w:hAnsi="Meiryo UI" w:hint="eastAsia"/>
-        </w:rPr>
-        <w:t>各モデルは50％～99.5%までの混色比Profileをもっていますが、</w:t>
-      </w:r>
-      <w:r>
-        <w:rPr>
-          <w:rFonts w:ascii="Meiryo UI" w:eastAsia="Meiryo UI" w:hAnsi="Meiryo UI" w:hint="eastAsia"/>
+        <w:t>【文字の意味】</w:t>
+      </w:r>
+    </w:p>
+    <w:p>
+      <w:pPr>
+        <w:rPr>
+          <w:rFonts w:ascii="Meiryo UI" w:eastAsia="Meiryo UI" w:hAnsi="Meiryo UI"/>
+        </w:rPr>
+      </w:pPr>
+      <w:r>
+        <w:rPr>
+          <w:rFonts w:ascii="Meiryo UI" w:eastAsia="Meiryo UI" w:hAnsi="Meiryo UI" w:hint="eastAsia"/>
+        </w:rPr>
+        <w:t>内側のブリムにはどのシリーズの</w:t>
+      </w:r>
+      <w:r>
+        <w:rPr>
+          <w:rFonts w:ascii="Meiryo UI" w:eastAsia="Meiryo UI" w:hAnsi="Meiryo UI" w:hint="eastAsia"/>
+        </w:rPr>
+        <w:t>、</w:t>
+      </w:r>
+      <w:r>
+        <w:rPr>
+          <w:rFonts w:ascii="Meiryo UI" w:eastAsia="Meiryo UI" w:hAnsi="Meiryo UI" w:hint="eastAsia"/>
+        </w:rPr>
+        <w:t>どのファミリー</w:t>
+      </w:r>
+      <w:r>
+        <w:rPr>
+          <w:rFonts w:ascii="Meiryo UI" w:eastAsia="Meiryo UI" w:hAnsi="Meiryo UI" w:hint="eastAsia"/>
+        </w:rPr>
+        <w:t>(サイズ)</w:t>
+      </w:r>
+      <w:r>
+        <w:rPr>
+          <w:rFonts w:ascii="Meiryo UI" w:eastAsia="Meiryo UI" w:hAnsi="Meiryo UI" w:hint="eastAsia"/>
+        </w:rPr>
+        <w:t>のフィラメントなのか？を記載します。</w:t>
+      </w:r>
+    </w:p>
+    <w:p>
+      <w:pPr>
+        <w:rPr>
+          <w:rFonts w:ascii="Meiryo UI" w:eastAsia="Meiryo UI" w:hAnsi="Meiryo UI"/>
+        </w:rPr>
+      </w:pPr>
+      <w:r>
+        <w:rPr>
+          <w:rFonts w:ascii="Meiryo UI" w:eastAsia="Meiryo UI" w:hAnsi="Meiryo UI" w:hint="eastAsia"/>
+        </w:rPr>
+        <w:t>外側のブリムには各シリーズごとに選択した仕様を記載します。</w:t>
+      </w:r>
+    </w:p>
+    <w:p>
+      <w:pPr>
+        <w:rPr>
+          <w:rFonts w:ascii="Meiryo UI" w:eastAsia="Meiryo UI" w:hAnsi="Meiryo UI"/>
           <w:b/>
           <w:bCs/>
         </w:rPr>
-        <w:t>50％未満の混色比についてはフィラメントA/Bを入れ替えることで得ることが出来ます。</w:t>
-      </w:r>
-    </w:p>
-    <w:p>
-      <w:pPr>
-        <w:rPr>
-          <w:rFonts w:ascii="Meiryo UI" w:eastAsia="Meiryo UI" w:hAnsi="Meiryo UI"/>
-        </w:rPr>
-      </w:pPr>
-    </w:p>
-    <w:p>
-      <w:pPr>
-        <w:rPr>
-          <w:rFonts w:ascii="Meiryo UI" w:eastAsia="Meiryo UI" w:hAnsi="Meiryo UI"/>
-        </w:rPr>
-      </w:pPr>
-      <w:r>
-        <w:rPr>
-          <w:rFonts w:ascii="Meiryo UI" w:eastAsia="Meiryo UI" w:hAnsi="Meiryo UI" w:hint="eastAsia"/>
-        </w:rPr>
-        <w:t>以下はイエローにシアンを25%混ぜたBlend Filamentを作る場合の例です。</w:t>
-      </w:r>
-    </w:p>
-    <w:p>
-      <w:pPr>
-        <w:rPr>
-          <w:rFonts w:ascii="Meiryo UI" w:eastAsia="Meiryo UI" w:hAnsi="Meiryo UI"/>
-        </w:rPr>
-      </w:pPr>
-      <w:r>
-        <w:rPr>
-          <w:rFonts w:ascii="Meiryo UI" w:eastAsia="Meiryo UI" w:hAnsi="Meiryo UI" w:hint="eastAsia"/>
-        </w:rPr>
-        <w:t>Plateに記載されている数値はフィラメントAの割合です。そのためこの例ではイエローを75%にすると読み替えて、スライスまでの</w:t>
-      </w:r>
-      <w:r>
-        <w:rPr>
-          <w:rFonts w:ascii="Meiryo UI" w:eastAsia="Meiryo UI" w:hAnsi="Meiryo UI" w:hint="eastAsia"/>
-        </w:rPr>
-        <w:lastRenderedPageBreak/>
-        <w:t>の設定を選びます。</w:t>
-      </w:r>
-    </w:p>
-    <w:p>
-      <w:pPr>
-        <w:rPr>
-          <w:rFonts w:ascii="Meiryo UI" w:eastAsia="Meiryo UI" w:hAnsi="Meiryo UI"/>
-        </w:rPr>
-      </w:pPr>
-    </w:p>
-    <w:p>
-      <w:pPr>
-        <w:rPr>
-          <w:rFonts w:ascii="Meiryo UI" w:eastAsia="Meiryo UI" w:hAnsi="Meiryo UI"/>
-        </w:rPr>
-      </w:pPr>
-    </w:p>
-    <w:p>
-      <w:pPr>
-        <w:rPr>
-          <w:rFonts w:ascii="Meiryo UI" w:eastAsia="Meiryo UI" w:hAnsi="Meiryo UI"/>
-        </w:rPr>
-      </w:pPr>
-    </w:p>
-    <w:p>
-      <w:pPr>
-        <w:rPr>
-          <w:rFonts w:ascii="Meiryo UI" w:eastAsia="Meiryo UI" w:hAnsi="Meiryo UI"/>
-        </w:rPr>
-      </w:pPr>
-    </w:p>
-    <w:p>
-      <w:pPr>
-        <w:rPr>
-          <w:rFonts w:ascii="Meiryo UI" w:eastAsia="Meiryo UI" w:hAnsi="Meiryo UI"/>
-        </w:rPr>
-      </w:pPr>
-      <w:r>
-        <w:rPr>
-          <w:rFonts w:ascii="Meiryo UI" w:eastAsia="Meiryo UI" w:hAnsi="Meiryo UI" w:hint="eastAsia"/>
-        </w:rPr>
-        <w:t>以下はBlend Filamentのモデル構成です。</w:t>
-      </w:r>
-    </w:p>
-    <w:p>
-      <w:pPr>
-        <w:rPr>
-          <w:rFonts w:ascii="Meiryo UI" w:eastAsia="Meiryo UI" w:hAnsi="Meiryo UI"/>
-        </w:rPr>
-      </w:pPr>
-      <w:bookmarkStart w:id="2" w:name="_Toc225265767"/>
-    </w:p>
-    <w:p>
-      <w:pPr>
-        <w:rPr>
-          <w:rFonts w:ascii="Meiryo UI" w:eastAsia="Meiryo UI" w:hAnsi="Meiryo UI"/>
-        </w:rPr>
-      </w:pPr>
-    </w:p>
-    <w:p>
-      <w:pPr>
-        <w:widowControl/>
-        <w:jc w:val="left"/>
-        <w:rPr>
-          <w:rFonts w:ascii="Meiryo UI" w:eastAsia="Meiryo UI" w:hAnsi="Meiryo UI"/>
-        </w:rPr>
-      </w:pPr>
-      <w:r>
-        <w:rPr>
-          <w:rFonts w:ascii="Meiryo UI" w:eastAsia="Meiryo UI" w:hAnsi="Meiryo UI"/>
-        </w:rPr>
-        <w:br w:type="page"/>
-      </w:r>
-    </w:p>
-    <w:p>
-      <w:pPr>
-        <w:pStyle w:val="1"/>
-        <w:rPr>
-          <w:rFonts w:ascii="Meiryo UI" w:eastAsia="Meiryo UI" w:hAnsi="Meiryo UI"/>
-        </w:rPr>
-      </w:pPr>
-      <w:r>
-        <w:rPr>
-          <w:rFonts w:ascii="Meiryo UI" w:eastAsia="Meiryo UI" w:hAnsi="Meiryo UI" w:hint="eastAsia"/>
-        </w:rPr>
-        <w:lastRenderedPageBreak/>
-        <w:t>５</w:t>
-      </w:r>
-      <w:r>
-        <w:rPr>
-          <w:rFonts w:ascii="Meiryo UI" w:eastAsia="Meiryo UI" w:hAnsi="Meiryo UI" w:hint="eastAsia"/>
-        </w:rPr>
-        <w:t>．</w:t>
-      </w:r>
-      <w:bookmarkEnd w:id="2"/>
-      <w:r>
-        <w:rPr>
-          <w:rFonts w:ascii="Meiryo UI" w:eastAsia="Meiryo UI" w:hAnsi="Meiryo UI" w:hint="eastAsia"/>
-        </w:rPr>
-        <w:t>Gradient Filament</w:t>
-      </w:r>
-    </w:p>
-    <w:p>
-      <w:pPr>
-        <w:rPr>
-          <w:rFonts w:ascii="Meiryo UI" w:eastAsia="Meiryo UI" w:hAnsi="Meiryo UI"/>
-        </w:rPr>
-      </w:pPr>
-      <w:r>
-        <w:rPr>
-          <w:rFonts w:ascii="Meiryo UI" w:eastAsia="Meiryo UI" w:hAnsi="Meiryo UI" w:hint="eastAsia"/>
-        </w:rPr>
-        <w:t>Gradient Filamentシリーズは色の組み合わせに合わせた複数のカーブProfileとプレートごとにサイクル数が違うモデルを持っています。詳細は各モデルの説明文をご確認ください。</w:t>
-      </w:r>
-    </w:p>
-    <w:p>
-      <w:pPr>
-        <w:rPr>
-          <w:rFonts w:ascii="Meiryo UI" w:eastAsia="Meiryo UI" w:hAnsi="Meiryo UI"/>
-        </w:rPr>
-      </w:pPr>
-    </w:p>
-    <w:p>
-      <w:pPr>
-        <w:rPr>
-          <w:rFonts w:ascii="Meiryo UI" w:eastAsia="Meiryo UI" w:hAnsi="Meiryo UI"/>
-        </w:rPr>
-      </w:pPr>
-      <w:r>
-        <w:rPr>
-          <w:rFonts w:ascii="Meiryo UI" w:eastAsia="Meiryo UI" w:hAnsi="Meiryo UI" w:hint="eastAsia"/>
-        </w:rPr>
-        <w:t>・カラーカーブ：色の組み合わせに応じた設定。シアンとイエローならばVivid、白とマゼンタならばContrastと言う風に色に応じた最適なグラデーションを選ぶための項目。</w:t>
-      </w:r>
-    </w:p>
-    <w:p>
-      <w:pPr>
-        <w:rPr>
-          <w:rFonts w:ascii="Meiryo UI" w:eastAsia="Meiryo UI" w:hAnsi="Meiryo UI"/>
-        </w:rPr>
-      </w:pPr>
-      <w:r>
-        <w:rPr>
-          <w:rFonts w:ascii="Meiryo UI" w:eastAsia="Meiryo UI" w:hAnsi="Meiryo UI" w:hint="eastAsia"/>
-        </w:rPr>
-        <w:t>・サイクル数：グラデーションの頻度を変える数。サイクル数はフィラメントがA→B→Aと変化して戻ることを1回と数える。</w:t>
-      </w:r>
-    </w:p>
-    <w:p>
-      <w:pPr>
-        <w:rPr>
-          <w:rFonts w:ascii="Meiryo UI" w:eastAsia="Meiryo UI" w:hAnsi="Meiryo UI"/>
-        </w:rPr>
-      </w:pPr>
-    </w:p>
-    <w:p>
-      <w:pPr>
-        <w:rPr>
-          <w:rFonts w:ascii="Meiryo UI" w:eastAsia="Meiryo UI" w:hAnsi="Meiryo UI"/>
-        </w:rPr>
-      </w:pPr>
-    </w:p>
-    <w:p>
-      <w:pPr>
-        <w:rPr>
-          <w:rFonts w:ascii="Meiryo UI" w:eastAsia="Meiryo UI" w:hAnsi="Meiryo UI"/>
-        </w:rPr>
-      </w:pPr>
-      <w:r>
-        <w:rPr>
-          <w:rFonts w:ascii="Meiryo UI" w:eastAsia="Meiryo UI" w:hAnsi="Meiryo UI" w:hint="eastAsia"/>
-        </w:rPr>
-        <w:t>以下はシアン</w:t>
-      </w:r>
-      <w:r>
-        <w:rPr>
-          <w:rFonts w:ascii="Meiryo UI" w:eastAsia="Meiryo UI" w:hAnsi="Meiryo UI" w:hint="eastAsia"/>
-        </w:rPr>
-        <w:t>とマゼンタの速い周期のGradient Filamentを作る場合の例です。</w:t>
-      </w:r>
-    </w:p>
-    <w:p>
-      <w:pPr>
-        <w:rPr>
-          <w:rFonts w:ascii="Meiryo UI" w:eastAsia="Meiryo UI" w:hAnsi="Meiryo UI"/>
-        </w:rPr>
-      </w:pPr>
-      <w:r>
-        <w:rPr>
-          <w:rFonts w:ascii="Meiryo UI" w:eastAsia="Meiryo UI" w:hAnsi="Meiryo UI" w:hint="eastAsia"/>
-        </w:rPr>
-        <w:t>周期はモデルサイズとサイクル数に影響されます。そのため、S4のモデルを選び、サイクル数は4サイクルを選ぶこととします。また、</w:t>
-      </w:r>
-      <w:r>
-        <w:rPr>
-          <w:rFonts w:ascii="Meiryo UI" w:eastAsia="Meiryo UI" w:hAnsi="Meiryo UI" w:hint="eastAsia"/>
-        </w:rPr>
-        <w:t>色相の離れた組合せなのでVividカーブを選びます。</w:t>
-      </w:r>
+      </w:pPr>
       <w:r>
         <w:rPr>
           <w:rFonts w:ascii="Meiryo UI" w:eastAsia="Meiryo UI" w:hAnsi="Meiryo UI"/>
         </w:rPr>
         <w:br/>
       </w:r>
-    </w:p>
-    <w:p>
-      <w:pPr>
+      <w:r>
+        <w:rPr>
+          <w:rFonts w:ascii="Meiryo UI" w:eastAsia="Meiryo UI" w:hAnsi="Meiryo UI" w:hint="eastAsia"/>
+          <w:b/>
+          <w:bCs/>
+        </w:rPr>
+        <w:t>【色の意味】</w:t>
+      </w:r>
+    </w:p>
+    <w:p>
+      <w:pPr>
+        <w:rPr>
+          <w:rFonts w:ascii="Meiryo UI" w:eastAsia="Meiryo UI" w:hAnsi="Meiryo UI"/>
+        </w:rPr>
+      </w:pPr>
+      <w:r>
+        <w:rPr>
+          <w:rFonts w:ascii="Meiryo UI" w:eastAsia="Meiryo UI" w:hAnsi="Meiryo UI" w:hint="eastAsia"/>
+        </w:rPr>
+        <w:t>外側のブリムの色はベースカラーを示します。</w:t>
+      </w:r>
+    </w:p>
+    <w:p>
+      <w:pPr>
+        <w:rPr>
+          <w:rFonts w:ascii="Meiryo UI" w:eastAsia="Meiryo UI" w:hAnsi="Meiryo UI"/>
+        </w:rPr>
+      </w:pPr>
+      <w:r>
+        <w:rPr>
+          <w:rFonts w:ascii="Meiryo UI" w:eastAsia="Meiryo UI" w:hAnsi="Meiryo UI" w:hint="eastAsia"/>
+        </w:rPr>
+        <w:t>内側のブリムの色は</w:t>
+      </w:r>
+      <w:r>
+        <w:rPr>
+          <w:rFonts w:ascii="Meiryo UI" w:eastAsia="Meiryo UI" w:hAnsi="Meiryo UI" w:hint="eastAsia"/>
+        </w:rPr>
+        <w:t>特段の意味を持ちません。</w:t>
+      </w:r>
+      <w:r>
+        <w:rPr>
+          <w:rFonts w:ascii="Meiryo UI" w:eastAsia="Meiryo UI" w:hAnsi="Meiryo UI"/>
+        </w:rPr>
+        <w:br/>
+      </w:r>
+      <w:r>
+        <w:rPr>
+          <w:rFonts w:ascii="Meiryo UI" w:eastAsia="Meiryo UI" w:hAnsi="Meiryo UI" w:hint="eastAsia"/>
+        </w:rPr>
+        <w:t>外側のブリム</w:t>
+      </w:r>
+      <w:r>
+        <w:rPr>
+          <w:rFonts w:ascii="Meiryo UI" w:eastAsia="Meiryo UI" w:hAnsi="Meiryo UI" w:hint="eastAsia"/>
+        </w:rPr>
+        <w:t>の上段に</w:t>
+      </w:r>
+      <w:r>
+        <w:rPr>
+          <w:rFonts w:ascii="Meiryo UI" w:eastAsia="Meiryo UI" w:hAnsi="Meiryo UI" w:hint="eastAsia"/>
+        </w:rPr>
+        <w:t>記載する文字は２番目の色を示します。</w:t>
+      </w:r>
+    </w:p>
+    <w:p>
+      <w:pPr>
+        <w:rPr>
+          <w:rFonts w:ascii="Meiryo UI" w:eastAsia="Meiryo UI" w:hAnsi="Meiryo UI"/>
+        </w:rPr>
+      </w:pPr>
+      <w:r>
+        <w:rPr>
+          <w:rFonts w:ascii="Meiryo UI" w:eastAsia="Meiryo UI" w:hAnsi="Meiryo UI" w:hint="eastAsia"/>
+        </w:rPr>
+        <w:t>下段に</w:t>
+      </w:r>
+      <w:r>
+        <w:rPr>
+          <w:rFonts w:ascii="Meiryo UI" w:eastAsia="Meiryo UI" w:hAnsi="Meiryo UI" w:hint="eastAsia"/>
+        </w:rPr>
+        <w:t>記載する文字</w:t>
+      </w:r>
+      <w:r>
+        <w:rPr>
+          <w:rFonts w:ascii="Meiryo UI" w:eastAsia="Meiryo UI" w:hAnsi="Meiryo UI" w:hint="eastAsia"/>
+        </w:rPr>
+        <w:t>の色</w:t>
+      </w:r>
+      <w:r>
+        <w:rPr>
+          <w:rFonts w:ascii="Meiryo UI" w:eastAsia="Meiryo UI" w:hAnsi="Meiryo UI" w:hint="eastAsia"/>
+        </w:rPr>
+        <w:t>は</w:t>
+      </w:r>
+      <w:r>
+        <w:rPr>
+          <w:rFonts w:ascii="Meiryo UI" w:eastAsia="Meiryo UI" w:hAnsi="Meiryo UI" w:hint="eastAsia"/>
+        </w:rPr>
+        <w:t>存在する場合は３番目の色を</w:t>
+      </w:r>
+      <w:r>
+        <w:rPr>
+          <w:rFonts w:ascii="Meiryo UI" w:eastAsia="Meiryo UI" w:hAnsi="Meiryo UI" w:hint="eastAsia"/>
+        </w:rPr>
+        <w:t>を示し</w:t>
+      </w:r>
+      <w:r>
+        <w:rPr>
+          <w:rFonts w:ascii="Meiryo UI" w:eastAsia="Meiryo UI" w:hAnsi="Meiryo UI" w:hint="eastAsia"/>
+        </w:rPr>
+        <w:t>、そうでない場合は２番目の色を示します</w:t>
+      </w:r>
+      <w:r>
+        <w:rPr>
+          <w:rFonts w:ascii="Meiryo UI" w:eastAsia="Meiryo UI" w:hAnsi="Meiryo UI" w:hint="eastAsia"/>
+        </w:rPr>
+        <w:t>。</w:t>
+      </w:r>
+    </w:p>
+    <w:p>
+      <w:pPr>
+        <w:rPr>
+          <w:rFonts w:ascii="Meiryo UI" w:eastAsia="Meiryo UI" w:hAnsi="Meiryo UI"/>
+        </w:rPr>
+      </w:pPr>
+      <w:r>
+        <w:rPr>
+          <w:rFonts w:ascii="Meiryo UI" w:eastAsia="Meiryo UI" w:hAnsi="Meiryo UI" w:hint="eastAsia"/>
+        </w:rPr>
+        <w:t>内側のブリムに記載する文字</w:t>
+      </w:r>
+      <w:r>
+        <w:rPr>
+          <w:rFonts w:ascii="Meiryo UI" w:eastAsia="Meiryo UI" w:hAnsi="Meiryo UI" w:hint="eastAsia"/>
+        </w:rPr>
+        <w:t>の色は</w:t>
+      </w:r>
+      <w:r>
+        <w:rPr>
+          <w:rFonts w:ascii="Meiryo UI" w:eastAsia="Meiryo UI" w:hAnsi="Meiryo UI" w:hint="eastAsia"/>
+        </w:rPr>
+        <w:t>存在する場合は</w:t>
+      </w:r>
+      <w:r>
+        <w:rPr>
+          <w:rFonts w:ascii="Meiryo UI" w:eastAsia="Meiryo UI" w:hAnsi="Meiryo UI" w:hint="eastAsia"/>
+        </w:rPr>
+        <w:t>４</w:t>
+      </w:r>
+      <w:r>
+        <w:rPr>
+          <w:rFonts w:ascii="Meiryo UI" w:eastAsia="Meiryo UI" w:hAnsi="Meiryo UI" w:hint="eastAsia"/>
+        </w:rPr>
+        <w:t>番目の色をを示し、そうでない場合は２番目の色を示します。</w:t>
+      </w:r>
+    </w:p>
+    <w:p>
+      <w:pPr>
+        <w:rPr>
+          <w:rFonts w:ascii="Meiryo UI" w:eastAsia="Meiryo UI" w:hAnsi="Meiryo UI"/>
+        </w:rPr>
+      </w:pPr>
+      <w:r>
         <w:rPr>
           <w:noProof/>
         </w:rPr>
-      </w:pPr>
-      <w:r>
-        <w:rPr>
-          <w:noProof/>
-        </w:rPr>
         <w:drawing>
-          <wp:inline distT="0" distB="0" distL="0" distR="0" wp14:anchorId="377A6643" wp14:editId="021D4159">
-            <wp:extent cx="6543675" cy="1005373"/>
-            <wp:effectExtent l="0" t="0" r="0" b="4445"/>
-            <wp:docPr id="47" name="図 46">
+          <wp:inline distT="0" distB="0" distL="0" distR="0" wp14:anchorId="6EE8520B" wp14:editId="5AFE78D1">
+            <wp:extent cx="5868971" cy="2000250"/>
+            <wp:effectExtent l="0" t="0" r="0" b="0"/>
+            <wp:docPr id="70" name="図 69" descr="ダイアグラム&#10;&#10;AI 生成コンテンツは誤りを含む可能性があります。">
               <a:extLst xmlns:a="http://schemas.openxmlformats.org/drawingml/2006/main">
                 <a:ext uri="{FF2B5EF4-FFF2-40B4-BE49-F238E27FC236}">
-                  <a16:creationId xmlns:a16="http://schemas.microsoft.com/office/drawing/2014/main" id="{2EFE19B1-3186-0FD7-1268-322F764CB9F2}"/>
+                  <a16:creationId xmlns:a16="http://schemas.microsoft.com/office/drawing/2014/main" id="{B823D001-C359-6574-9A43-CEDFA59D04EC}"/>
                 </a:ext>
               </a:extLst>
             </wp:docPr>
@@ -1030,10 +637,131 @@
               <a:graphicData uri="http://schemas.openxmlformats.org/drawingml/2006/picture">
                 <pic:pic xmlns:pic="http://schemas.openxmlformats.org/drawingml/2006/picture">
                   <pic:nvPicPr>
-                    <pic:cNvPr id="47" name="図 46">
+                    <pic:cNvPr id="70" name="図 69" descr="ダイアグラム&#10;&#10;AI 生成コンテンツは誤りを含む可能性があります。">
                       <a:extLst>
                         <a:ext uri="{FF2B5EF4-FFF2-40B4-BE49-F238E27FC236}">
-                          <a16:creationId xmlns:a16="http://schemas.microsoft.com/office/drawing/2014/main" id="{2EFE19B1-3186-0FD7-1268-322F764CB9F2}"/>
+                          <a16:creationId xmlns:a16="http://schemas.microsoft.com/office/drawing/2014/main" id="{B823D001-C359-6574-9A43-CEDFA59D04EC}"/>
+                        </a:ext>
+                      </a:extLst>
+                    </pic:cNvPr>
+                    <pic:cNvPicPr>
+                      <a:picLocks noChangeAspect="1"/>
+                    </pic:cNvPicPr>
+                  </pic:nvPicPr>
+                  <pic:blipFill>
+                    <a:blip r:embed="rId10"/>
+                    <a:stretch>
+                      <a:fillRect/>
+                    </a:stretch>
+                  </pic:blipFill>
+                  <pic:spPr>
+                    <a:xfrm>
+                      <a:off x="0" y="0"/>
+                      <a:ext cx="5878117" cy="2003367"/>
+                    </a:xfrm>
+                    <a:prstGeom prst="rect">
+                      <a:avLst/>
+                    </a:prstGeom>
+                  </pic:spPr>
+                </pic:pic>
+              </a:graphicData>
+            </a:graphic>
+          </wp:inline>
+        </w:drawing>
+      </w:r>
+    </w:p>
+    <w:p>
+      <w:pPr>
+        <w:rPr>
+          <w:rFonts w:ascii="Meiryo UI" w:eastAsia="Meiryo UI" w:hAnsi="Meiryo UI" w:hint="eastAsia"/>
+        </w:rPr>
+      </w:pPr>
+    </w:p>
+    <w:p>
+      <w:pPr>
+        <w:pStyle w:val="1"/>
+        <w:rPr>
+          <w:rFonts w:ascii="Meiryo UI" w:eastAsia="Meiryo UI" w:hAnsi="Meiryo UI"/>
+        </w:rPr>
+      </w:pPr>
+      <w:r>
+        <w:rPr>
+          <w:rFonts w:ascii="Meiryo UI" w:eastAsia="Meiryo UI" w:hAnsi="Meiryo UI" w:hint="eastAsia"/>
+        </w:rPr>
+        <w:t>３</w:t>
+      </w:r>
+      <w:r>
+        <w:rPr>
+          <w:rFonts w:ascii="Meiryo UI" w:eastAsia="Meiryo UI" w:hAnsi="Meiryo UI" w:hint="eastAsia"/>
+        </w:rPr>
+        <w:t>．</w:t>
+      </w:r>
+      <w:r>
+        <w:rPr>
+          <w:rFonts w:ascii="Meiryo UI" w:eastAsia="Meiryo UI" w:hAnsi="Meiryo UI" w:hint="eastAsia"/>
+        </w:rPr>
+        <w:t>各シリーズごとの情報</w:t>
+      </w:r>
+    </w:p>
+    <w:p>
+      <w:pPr>
+        <w:rPr>
+          <w:rFonts w:ascii="Meiryo UI" w:eastAsia="Meiryo UI" w:hAnsi="Meiryo UI"/>
+        </w:rPr>
+      </w:pPr>
+      <w:r>
+        <w:rPr>
+          <w:rFonts w:ascii="Meiryo UI" w:eastAsia="Meiryo UI" w:hAnsi="Meiryo UI" w:hint="eastAsia"/>
+        </w:rPr>
+        <w:t>前項では基本的な情報の考えかたを書きましたが、各Text情報はシリーズによって異なります。</w:t>
+      </w:r>
+    </w:p>
+    <w:p>
+      <w:pPr>
+        <w:rPr>
+          <w:rFonts w:ascii="Meiryo UI" w:eastAsia="Meiryo UI" w:hAnsi="Meiryo UI"/>
+        </w:rPr>
+      </w:pPr>
+      <w:r>
+        <w:rPr>
+          <w:rFonts w:ascii="Meiryo UI" w:eastAsia="Meiryo UI" w:hAnsi="Meiryo UI" w:hint="eastAsia"/>
+        </w:rPr>
+        <w:t>このシリーズごとの情報一覧を下記に示します。</w:t>
+      </w:r>
+    </w:p>
+    <w:p>
+      <w:pPr>
+        <w:rPr>
+          <w:rFonts w:ascii="Meiryo UI" w:eastAsia="Meiryo UI" w:hAnsi="Meiryo UI"/>
+        </w:rPr>
+      </w:pPr>
+      <w:r>
+        <w:rPr>
+          <w:noProof/>
+        </w:rPr>
+        <w:lastRenderedPageBreak/>
+        <w:drawing>
+          <wp:inline distT="0" distB="0" distL="0" distR="0" wp14:anchorId="2AFA832E" wp14:editId="67873BFF">
+            <wp:extent cx="6071152" cy="1960080"/>
+            <wp:effectExtent l="0" t="0" r="6350" b="2540"/>
+            <wp:docPr id="8" name="図 7">
+              <a:extLst xmlns:a="http://schemas.openxmlformats.org/drawingml/2006/main">
+                <a:ext uri="{FF2B5EF4-FFF2-40B4-BE49-F238E27FC236}">
+                  <a16:creationId xmlns:a16="http://schemas.microsoft.com/office/drawing/2014/main" id="{4C36B060-5C36-65C0-E9CF-A07F8ECDC1D9}"/>
+                </a:ext>
+              </a:extLst>
+            </wp:docPr>
+            <wp:cNvGraphicFramePr>
+              <a:graphicFrameLocks xmlns:a="http://schemas.openxmlformats.org/drawingml/2006/main" noChangeAspect="1"/>
+            </wp:cNvGraphicFramePr>
+            <a:graphic xmlns:a="http://schemas.openxmlformats.org/drawingml/2006/main">
+              <a:graphicData uri="http://schemas.openxmlformats.org/drawingml/2006/picture">
+                <pic:pic xmlns:pic="http://schemas.openxmlformats.org/drawingml/2006/picture">
+                  <pic:nvPicPr>
+                    <pic:cNvPr id="8" name="図 7">
+                      <a:extLst>
+                        <a:ext uri="{FF2B5EF4-FFF2-40B4-BE49-F238E27FC236}">
+                          <a16:creationId xmlns:a16="http://schemas.microsoft.com/office/drawing/2014/main" id="{4C36B060-5C36-65C0-E9CF-A07F8ECDC1D9}"/>
                         </a:ext>
                       </a:extLst>
                     </pic:cNvPr>
@@ -1042,7 +770,7 @@
                     </pic:cNvPicPr>
                   </pic:nvPicPr>
                   <pic:blipFill>
-                    <a:blip r:embed="rId8">
+                    <a:blip r:embed="rId11">
                       <a:extLst>
                         <a:ext uri="{28A0092B-C50C-407E-A947-70E740481C1C}">
                           <a14:useLocalDpi xmlns:a14="http://schemas.microsoft.com/office/drawing/2010/main" val="0"/>
@@ -1057,12 +785,21 @@
                   <pic:spPr bwMode="auto">
                     <a:xfrm>
                       <a:off x="0" y="0"/>
-                      <a:ext cx="6550933" cy="1006488"/>
+                      <a:ext cx="6071152" cy="1960080"/>
                     </a:xfrm>
                     <a:prstGeom prst="rect">
                       <a:avLst/>
                     </a:prstGeom>
                     <a:noFill/>
+                    <a:extLst>
+                      <a:ext uri="{909E8E84-426E-40DD-AFC4-6F175D3DCCD1}">
+                        <a14:hiddenFill xmlns:a14="http://schemas.microsoft.com/office/drawing/2010/main">
+                          <a:solidFill>
+                            <a:srgbClr val="FFFFFF"/>
+                          </a:solidFill>
+                        </a14:hiddenFill>
+                      </a:ext>
+                    </a:extLst>
                   </pic:spPr>
                 </pic:pic>
               </a:graphicData>
@@ -1080,23 +817,132 @@
     </w:p>
     <w:p>
       <w:pPr>
-        <w:rPr>
-          <w:rFonts w:ascii="Meiryo UI" w:eastAsia="Meiryo UI" w:hAnsi="Meiryo UI"/>
-        </w:rPr>
-      </w:pPr>
-    </w:p>
-    <w:p>
-      <w:pPr>
-        <w:rPr>
-          <w:rFonts w:ascii="Meiryo UI" w:eastAsia="Meiryo UI" w:hAnsi="Meiryo UI"/>
-        </w:rPr>
-      </w:pPr>
-      <w:r>
-        <w:rPr>
-          <w:rFonts w:ascii="Meiryo UI" w:eastAsia="Meiryo UI" w:hAnsi="Meiryo UI" w:hint="eastAsia"/>
-        </w:rPr>
-        <w:t>以下はGradient Filamentのモデル構成です。</w:t>
-      </w:r>
+        <w:pStyle w:val="1"/>
+        <w:rPr>
+          <w:rFonts w:ascii="Meiryo UI" w:eastAsia="Meiryo UI" w:hAnsi="Meiryo UI"/>
+        </w:rPr>
+      </w:pPr>
+      <w:bookmarkStart w:id="1" w:name="_Toc225265766"/>
+      <w:r>
+        <w:rPr>
+          <w:rFonts w:ascii="Meiryo UI" w:eastAsia="Meiryo UI" w:hAnsi="Meiryo UI" w:hint="eastAsia"/>
+        </w:rPr>
+        <w:t>４</w:t>
+      </w:r>
+      <w:r>
+        <w:rPr>
+          <w:rFonts w:ascii="Meiryo UI" w:eastAsia="Meiryo UI" w:hAnsi="Meiryo UI" w:hint="eastAsia"/>
+        </w:rPr>
+        <w:t>．</w:t>
+      </w:r>
+      <w:bookmarkEnd w:id="1"/>
+      <w:r>
+        <w:rPr>
+          <w:rFonts w:ascii="Meiryo UI" w:eastAsia="Meiryo UI" w:hAnsi="Meiryo UI" w:hint="eastAsia"/>
+        </w:rPr>
+        <w:t>Blend Filament</w:t>
+      </w:r>
+    </w:p>
+    <w:p>
+      <w:pPr>
+        <w:rPr>
+          <w:rFonts w:ascii="Meiryo UI" w:eastAsia="Meiryo UI" w:hAnsi="Meiryo UI"/>
+        </w:rPr>
+      </w:pPr>
+      <w:r>
+        <w:rPr>
+          <w:rFonts w:ascii="Meiryo UI" w:eastAsia="Meiryo UI" w:hAnsi="Meiryo UI" w:hint="eastAsia"/>
+        </w:rPr>
+        <w:t>Blend Filamentは2つのフィラメントを</w:t>
+      </w:r>
+      <w:r>
+        <w:rPr>
+          <w:rFonts w:ascii="Meiryo UI" w:eastAsia="Meiryo UI" w:hAnsi="Meiryo UI" w:hint="eastAsia"/>
+        </w:rPr>
+        <w:t>様々な</w:t>
+      </w:r>
+      <w:r>
+        <w:rPr>
+          <w:rFonts w:ascii="Meiryo UI" w:eastAsia="Meiryo UI" w:hAnsi="Meiryo UI" w:hint="eastAsia"/>
+        </w:rPr>
+        <w:t>混合比で混ぜ合わせ、新しい色を作ることが出来</w:t>
+      </w:r>
+      <w:r>
+        <w:rPr>
+          <w:rFonts w:ascii="Meiryo UI" w:eastAsia="Meiryo UI" w:hAnsi="Meiryo UI" w:hint="eastAsia"/>
+        </w:rPr>
+        <w:t>るシリーズです。</w:t>
+      </w:r>
+    </w:p>
+    <w:p>
+      <w:pPr>
+        <w:rPr>
+          <w:rFonts w:ascii="Meiryo UI" w:eastAsia="Meiryo UI" w:hAnsi="Meiryo UI"/>
+        </w:rPr>
+      </w:pPr>
+      <w:r>
+        <w:rPr>
+          <w:rFonts w:ascii="Meiryo UI" w:eastAsia="Meiryo UI" w:hAnsi="Meiryo UI" w:hint="eastAsia"/>
+        </w:rPr>
+        <w:t>シンプルな構造のため他のシリーズと比べ情報が少なく、外側ブリムのTextは１段のみとなります。</w:t>
+      </w:r>
+    </w:p>
+    <w:p>
+      <w:pPr>
+        <w:rPr>
+          <w:rFonts w:ascii="Meiryo UI" w:eastAsia="Meiryo UI" w:hAnsi="Meiryo UI"/>
+        </w:rPr>
+      </w:pPr>
+    </w:p>
+    <w:p>
+      <w:pPr>
+        <w:rPr>
+          <w:rFonts w:ascii="Meiryo UI" w:eastAsia="Meiryo UI" w:hAnsi="Meiryo UI"/>
+          <w:b/>
+          <w:bCs/>
+        </w:rPr>
+      </w:pPr>
+      <w:r>
+        <w:rPr>
+          <w:rFonts w:ascii="Meiryo UI" w:eastAsia="Meiryo UI" w:hAnsi="Meiryo UI" w:hint="eastAsia"/>
+          <w:b/>
+          <w:bCs/>
+        </w:rPr>
+        <w:t>【内側ブリム】</w:t>
+      </w:r>
+    </w:p>
+    <w:p>
+      <w:pPr>
+        <w:rPr>
+          <w:rFonts w:ascii="Meiryo UI" w:eastAsia="Meiryo UI" w:hAnsi="Meiryo UI"/>
+        </w:rPr>
+      </w:pPr>
+      <w:r>
+        <w:rPr>
+          <w:rFonts w:ascii="Meiryo UI" w:eastAsia="Meiryo UI" w:hAnsi="Meiryo UI" w:hint="eastAsia"/>
+        </w:rPr>
+        <w:t>シリーズ略称「BL」の後に「/」、その後にサイズ名をつなげて記載します。初期のモデルではシリーズ名称と「/」が省略されています。</w:t>
+      </w:r>
+    </w:p>
+    <w:p>
+      <w:pPr>
+        <w:rPr>
+          <w:rFonts w:ascii="Meiryo UI" w:eastAsia="Meiryo UI" w:hAnsi="Meiryo UI"/>
+        </w:rPr>
+      </w:pPr>
+      <w:r>
+        <w:rPr>
+          <w:rFonts w:ascii="Meiryo UI" w:eastAsia="Meiryo UI" w:hAnsi="Meiryo UI" w:hint="eastAsia"/>
+        </w:rPr>
+        <w:t>例：BL/M4　(Blend Filament M4 modelを示す)</w:t>
+      </w:r>
+    </w:p>
+    <w:p>
+      <w:pPr>
+        <w:rPr>
+          <w:rFonts w:ascii="Meiryo UI" w:eastAsia="Meiryo UI" w:hAnsi="Meiryo UI"/>
+        </w:rPr>
+      </w:pPr>
     </w:p>
     <w:p>
       <w:pPr>
@@ -1108,63 +954,1125 @@
         <w:rPr>
           <w:noProof/>
         </w:rPr>
-        <w:drawing>
-          <wp:inline distT="0" distB="0" distL="0" distR="0" wp14:anchorId="2C64E6F4" wp14:editId="30192109">
-            <wp:extent cx="6619875" cy="4422526"/>
-            <wp:effectExtent l="0" t="0" r="0" b="0"/>
-            <wp:docPr id="45" name="図 44">
-              <a:extLst xmlns:a="http://schemas.openxmlformats.org/drawingml/2006/main">
-                <a:ext uri="{FF2B5EF4-FFF2-40B4-BE49-F238E27FC236}">
-                  <a16:creationId xmlns:a16="http://schemas.microsoft.com/office/drawing/2014/main" id="{60AA38A8-3B55-F55A-8607-453867AC4A23}"/>
-                </a:ext>
-              </a:extLst>
-            </wp:docPr>
-            <wp:cNvGraphicFramePr>
-              <a:graphicFrameLocks xmlns:a="http://schemas.openxmlformats.org/drawingml/2006/main" noChangeAspect="1"/>
-            </wp:cNvGraphicFramePr>
-            <a:graphic xmlns:a="http://schemas.openxmlformats.org/drawingml/2006/main">
-              <a:graphicData uri="http://schemas.openxmlformats.org/drawingml/2006/picture">
-                <pic:pic xmlns:pic="http://schemas.openxmlformats.org/drawingml/2006/picture">
-                  <pic:nvPicPr>
-                    <pic:cNvPr id="45" name="図 44">
-                      <a:extLst>
-                        <a:ext uri="{FF2B5EF4-FFF2-40B4-BE49-F238E27FC236}">
-                          <a16:creationId xmlns:a16="http://schemas.microsoft.com/office/drawing/2014/main" id="{60AA38A8-3B55-F55A-8607-453867AC4A23}"/>
-                        </a:ext>
-                      </a:extLst>
-                    </pic:cNvPr>
-                    <pic:cNvPicPr>
-                      <a:picLocks noChangeAspect="1" noChangeArrowheads="1"/>
-                    </pic:cNvPicPr>
-                  </pic:nvPicPr>
-                  <pic:blipFill>
-                    <a:blip r:embed="rId9">
-                      <a:extLst>
-                        <a:ext uri="{28A0092B-C50C-407E-A947-70E740481C1C}">
-                          <a14:useLocalDpi xmlns:a14="http://schemas.microsoft.com/office/drawing/2010/main" val="0"/>
-                        </a:ext>
-                      </a:extLst>
-                    </a:blip>
-                    <a:srcRect/>
-                    <a:stretch>
-                      <a:fillRect/>
-                    </a:stretch>
-                  </pic:blipFill>
-                  <pic:spPr bwMode="auto">
-                    <a:xfrm>
-                      <a:off x="0" y="0"/>
-                      <a:ext cx="6669018" cy="4455357"/>
-                    </a:xfrm>
-                    <a:prstGeom prst="rect">
-                      <a:avLst/>
-                    </a:prstGeom>
-                    <a:noFill/>
-                  </pic:spPr>
-                </pic:pic>
-              </a:graphicData>
-            </a:graphic>
-          </wp:inline>
-        </w:drawing>
+        <mc:AlternateContent>
+          <mc:Choice Requires="wpg">
+            <w:drawing>
+              <wp:anchor distT="0" distB="0" distL="114300" distR="114300" simplePos="0" relativeHeight="251663360" behindDoc="0" locked="0" layoutInCell="1" allowOverlap="1" wp14:anchorId="2242355D" wp14:editId="6105E934">
+                <wp:simplePos x="0" y="0"/>
+                <wp:positionH relativeFrom="column">
+                  <wp:posOffset>0</wp:posOffset>
+                </wp:positionH>
+                <wp:positionV relativeFrom="paragraph">
+                  <wp:posOffset>0</wp:posOffset>
+                </wp:positionV>
+                <wp:extent cx="5957562" cy="2522113"/>
+                <wp:effectExtent l="0" t="0" r="5715" b="0"/>
+                <wp:wrapNone/>
+                <wp:docPr id="30" name="グループ化 29">
+                  <a:extLst xmlns:a="http://schemas.openxmlformats.org/drawingml/2006/main">
+                    <a:ext uri="{FF2B5EF4-FFF2-40B4-BE49-F238E27FC236}">
+                      <a16:creationId xmlns:a16="http://schemas.microsoft.com/office/drawing/2014/main" id="{33FEC22F-92BD-49EA-499E-213F82AE9B16}"/>
+                    </a:ext>
+                  </a:extLst>
+                </wp:docPr>
+                <wp:cNvGraphicFramePr/>
+                <a:graphic xmlns:a="http://schemas.openxmlformats.org/drawingml/2006/main">
+                  <a:graphicData uri="http://schemas.microsoft.com/office/word/2010/wordprocessingGroup">
+                    <wpg:wgp>
+                      <wpg:cNvGrpSpPr/>
+                      <wpg:grpSpPr>
+                        <a:xfrm>
+                          <a:off x="0" y="0"/>
+                          <a:ext cx="5957562" cy="2522113"/>
+                          <a:chOff x="0" y="0"/>
+                          <a:chExt cx="5957562" cy="2522113"/>
+                        </a:xfrm>
+                      </wpg:grpSpPr>
+                      <pic:pic xmlns:pic="http://schemas.openxmlformats.org/drawingml/2006/picture">
+                        <pic:nvPicPr>
+                          <pic:cNvPr id="918222491" name="図 918222491">
+                            <a:extLst>
+                              <a:ext uri="{FF2B5EF4-FFF2-40B4-BE49-F238E27FC236}">
+                                <a16:creationId xmlns:a16="http://schemas.microsoft.com/office/drawing/2014/main" id="{D1FAE7D7-86F6-4154-8A7D-243EEB4A7179}"/>
+                              </a:ext>
+                            </a:extLst>
+                          </pic:cNvPr>
+                          <pic:cNvPicPr>
+                            <a:picLocks noChangeAspect="1" noChangeArrowheads="1"/>
+                          </pic:cNvPicPr>
+                        </pic:nvPicPr>
+                        <pic:blipFill>
+                          <a:blip r:embed="rId12">
+                            <a:extLst>
+                              <a:ext uri="{28A0092B-C50C-407E-A947-70E740481C1C}">
+                                <a14:useLocalDpi xmlns:a14="http://schemas.microsoft.com/office/drawing/2010/main" val="0"/>
+                              </a:ext>
+                            </a:extLst>
+                          </a:blip>
+                          <a:srcRect/>
+                          <a:stretch>
+                            <a:fillRect/>
+                          </a:stretch>
+                        </pic:blipFill>
+                        <pic:spPr bwMode="auto">
+                          <a:xfrm>
+                            <a:off x="0" y="0"/>
+                            <a:ext cx="2934527" cy="1134777"/>
+                          </a:xfrm>
+                          <a:prstGeom prst="rect">
+                            <a:avLst/>
+                          </a:prstGeom>
+                          <a:noFill/>
+                          <a:extLst>
+                            <a:ext uri="{909E8E84-426E-40DD-AFC4-6F175D3DCCD1}">
+                              <a14:hiddenFill xmlns:a14="http://schemas.microsoft.com/office/drawing/2010/main">
+                                <a:solidFill>
+                                  <a:srgbClr val="FFFFFF"/>
+                                </a:solidFill>
+                              </a14:hiddenFill>
+                            </a:ext>
+                          </a:extLst>
+                        </pic:spPr>
+                      </pic:pic>
+                      <pic:pic xmlns:pic="http://schemas.openxmlformats.org/drawingml/2006/picture">
+                        <pic:nvPicPr>
+                          <pic:cNvPr id="1551707332" name="図 1551707332">
+                            <a:extLst>
+                              <a:ext uri="{FF2B5EF4-FFF2-40B4-BE49-F238E27FC236}">
+                                <a16:creationId xmlns:a16="http://schemas.microsoft.com/office/drawing/2014/main" id="{08B76548-146D-05DB-C992-DE60E62F13E0}"/>
+                              </a:ext>
+                            </a:extLst>
+                          </pic:cNvPr>
+                          <pic:cNvPicPr>
+                            <a:picLocks noChangeAspect="1" noChangeArrowheads="1"/>
+                          </pic:cNvPicPr>
+                        </pic:nvPicPr>
+                        <pic:blipFill>
+                          <a:blip r:embed="rId13">
+                            <a:extLst>
+                              <a:ext uri="{28A0092B-C50C-407E-A947-70E740481C1C}">
+                                <a14:useLocalDpi xmlns:a14="http://schemas.microsoft.com/office/drawing/2010/main" val="0"/>
+                              </a:ext>
+                            </a:extLst>
+                          </a:blip>
+                          <a:srcRect/>
+                          <a:stretch>
+                            <a:fillRect/>
+                          </a:stretch>
+                        </pic:blipFill>
+                        <pic:spPr bwMode="auto">
+                          <a:xfrm>
+                            <a:off x="3004611" y="2958"/>
+                            <a:ext cx="2952951" cy="2519155"/>
+                          </a:xfrm>
+                          <a:prstGeom prst="rect">
+                            <a:avLst/>
+                          </a:prstGeom>
+                          <a:noFill/>
+                          <a:extLst>
+                            <a:ext uri="{909E8E84-426E-40DD-AFC4-6F175D3DCCD1}">
+                              <a14:hiddenFill xmlns:a14="http://schemas.microsoft.com/office/drawing/2010/main">
+                                <a:solidFill>
+                                  <a:srgbClr val="FFFFFF"/>
+                                </a:solidFill>
+                              </a14:hiddenFill>
+                            </a:ext>
+                          </a:extLst>
+                        </pic:spPr>
+                      </pic:pic>
+                    </wpg:wgp>
+                  </a:graphicData>
+                </a:graphic>
+              </wp:anchor>
+            </w:drawing>
+          </mc:Choice>
+          <mc:Fallback>
+            <w:pict>
+              <v:group w14:anchorId="4A48196A" id="グループ化 29" o:spid="_x0000_s1026" style="position:absolute;margin-left:0;margin-top:0;width:469.1pt;height:198.6pt;z-index:251663360" coordsize="59575,25221" o:gfxdata="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">
+                <v:shapetype id="_x0000_t75" coordsize="21600,21600" o:spt="75" o:preferrelative="t" path="m@4@5l@4@11@9@11@9@5xe" filled="f" stroked="f">
+                  <v:stroke joinstyle="miter"/>
+                  <v:formulas>
+                    <v:f eqn="if lineDrawn pixelLineWidth 0"/>
+                    <v:f eqn="sum @0 1 0"/>
+                    <v:f eqn="sum 0 0 @1"/>
+                    <v:f eqn="prod @2 1 2"/>
+                    <v:f eqn="prod @3 21600 pixelWidth"/>
+                    <v:f eqn="prod @3 21600 pixelHeight"/>
+                    <v:f eqn="sum @0 0 1"/>
+                    <v:f eqn="prod @6 1 2"/>
+                    <v:f eqn="prod @7 21600 pixelWidth"/>
+                    <v:f eqn="sum @8 21600 0"/>
+                    <v:f eqn="prod @7 21600 pixelHeight"/>
+                    <v:f eqn="sum @10 21600 0"/>
+                  </v:formulas>
+                  <v:path o:extrusionok="f" gradientshapeok="t" o:connecttype="rect"/>
+                  <o:lock v:ext="edit" aspectratio="t"/>
+                </v:shapetype>
+                <v:shape id="図 918222491" o:spid="_x0000_s1027" type="#_x0000_t75" style="position:absolute;width:29345;height:11347;visibility:visible;mso-wrap-style:square" o:gfxdata="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">
+                  <v:imagedata r:id="rId14" o:title=""/>
+                </v:shape>
+                <v:shape id="図 1551707332" o:spid="_x0000_s1028" type="#_x0000_t75" style="position:absolute;left:30046;top:29;width:29529;height:25192;visibility:visible;mso-wrap-style:square" o:gfxdata="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">
+                  <v:imagedata r:id="rId15" o:title=""/>
+                </v:shape>
+              </v:group>
+            </w:pict>
+          </mc:Fallback>
+        </mc:AlternateContent>
+      </w:r>
+    </w:p>
+    <w:p>
+      <w:pPr>
+        <w:rPr>
+          <w:rFonts w:ascii="Meiryo UI" w:eastAsia="Meiryo UI" w:hAnsi="Meiryo UI"/>
+        </w:rPr>
+      </w:pPr>
+    </w:p>
+    <w:p>
+      <w:pPr>
+        <w:rPr>
+          <w:rFonts w:ascii="Meiryo UI" w:eastAsia="Meiryo UI" w:hAnsi="Meiryo UI"/>
+        </w:rPr>
+      </w:pPr>
+    </w:p>
+    <w:p>
+      <w:pPr>
+        <w:rPr>
+          <w:rFonts w:ascii="Meiryo UI" w:eastAsia="Meiryo UI" w:hAnsi="Meiryo UI"/>
+        </w:rPr>
+      </w:pPr>
+    </w:p>
+    <w:p>
+      <w:pPr>
+        <w:rPr>
+          <w:rFonts w:ascii="Meiryo UI" w:eastAsia="Meiryo UI" w:hAnsi="Meiryo UI"/>
+        </w:rPr>
+      </w:pPr>
+    </w:p>
+    <w:p>
+      <w:pPr>
+        <w:rPr>
+          <w:rFonts w:ascii="Meiryo UI" w:eastAsia="Meiryo UI" w:hAnsi="Meiryo UI"/>
+        </w:rPr>
+      </w:pPr>
+    </w:p>
+    <w:p>
+      <w:pPr>
+        <w:rPr>
+          <w:rFonts w:ascii="Meiryo UI" w:eastAsia="Meiryo UI" w:hAnsi="Meiryo UI"/>
+          <w:b/>
+          <w:bCs/>
+        </w:rPr>
+      </w:pPr>
+      <w:r>
+        <w:rPr>
+          <w:rFonts w:ascii="Meiryo UI" w:eastAsia="Meiryo UI" w:hAnsi="Meiryo UI" w:hint="eastAsia"/>
+          <w:b/>
+          <w:bCs/>
+        </w:rPr>
+        <w:t>【外側ブリム】</w:t>
+      </w:r>
+    </w:p>
+    <w:p>
+      <w:pPr>
+        <w:rPr>
+          <w:rFonts w:ascii="Meiryo UI" w:eastAsia="Meiryo UI" w:hAnsi="Meiryo UI"/>
+        </w:rPr>
+      </w:pPr>
+      <w:r>
+        <w:rPr>
+          <w:rFonts w:ascii="Meiryo UI" w:eastAsia="Meiryo UI" w:hAnsi="Meiryo UI" w:hint="eastAsia"/>
+        </w:rPr>
+        <w:t>基本色の割合を％で表示します。</w:t>
+      </w:r>
+    </w:p>
+    <w:p>
+      <w:pPr>
+        <w:rPr>
+          <w:rFonts w:ascii="Meiryo UI" w:eastAsia="Meiryo UI" w:hAnsi="Meiryo UI"/>
+        </w:rPr>
+      </w:pPr>
+      <w:r>
+        <w:rPr>
+          <w:rFonts w:ascii="Meiryo UI" w:eastAsia="Meiryo UI" w:hAnsi="Meiryo UI" w:hint="eastAsia"/>
+        </w:rPr>
+        <w:t>例：</w:t>
+      </w:r>
+      <w:r>
+        <w:rPr>
+          <w:rFonts w:ascii="Meiryo UI" w:eastAsia="Meiryo UI" w:hAnsi="Meiryo UI" w:hint="eastAsia"/>
+        </w:rPr>
+        <w:t>黄色いブリムの上に青字の</w:t>
+      </w:r>
+      <w:r>
+        <w:rPr>
+          <w:rFonts w:ascii="Meiryo UI" w:eastAsia="Meiryo UI" w:hAnsi="Meiryo UI" w:hint="eastAsia"/>
+        </w:rPr>
+        <w:t>75%</w:t>
+      </w:r>
+    </w:p>
+    <w:p>
+      <w:pPr>
+        <w:ind w:firstLineChars="100" w:firstLine="210"/>
+        <w:rPr>
+          <w:rFonts w:ascii="Meiryo UI" w:eastAsia="Meiryo UI" w:hAnsi="Meiryo UI"/>
+        </w:rPr>
+      </w:pPr>
+      <w:r>
+        <w:rPr>
+          <w:rFonts w:ascii="Meiryo UI" w:eastAsia="Meiryo UI" w:hAnsi="Meiryo UI" w:hint="eastAsia"/>
+        </w:rPr>
+        <w:t xml:space="preserve"> (</w:t>
+      </w:r>
+      <w:r>
+        <w:rPr>
+          <w:rFonts w:ascii="Meiryo UI" w:eastAsia="Meiryo UI" w:hAnsi="Meiryo UI" w:hint="eastAsia"/>
+        </w:rPr>
+        <w:t>黄色</w:t>
+      </w:r>
+      <w:r>
+        <w:rPr>
+          <w:rFonts w:ascii="Meiryo UI" w:eastAsia="Meiryo UI" w:hAnsi="Meiryo UI" w:hint="eastAsia"/>
+        </w:rPr>
+        <w:t>75%</w:t>
+      </w:r>
+      <w:r>
+        <w:rPr>
+          <w:rFonts w:ascii="Meiryo UI" w:eastAsia="Meiryo UI" w:hAnsi="Meiryo UI" w:hint="eastAsia"/>
+        </w:rPr>
+        <w:t>、青25%</w:t>
+      </w:r>
+      <w:r>
+        <w:rPr>
+          <w:rFonts w:ascii="Meiryo UI" w:eastAsia="Meiryo UI" w:hAnsi="Meiryo UI" w:hint="eastAsia"/>
+        </w:rPr>
+        <w:t>となる混色比を示す)</w:t>
+      </w:r>
+    </w:p>
+    <w:p>
+      <w:pPr>
+        <w:rPr>
+          <w:rFonts w:ascii="Meiryo UI" w:eastAsia="Meiryo UI" w:hAnsi="Meiryo UI"/>
+        </w:rPr>
+      </w:pPr>
+    </w:p>
+    <w:p>
+      <w:pPr>
+        <w:pStyle w:val="1"/>
+        <w:rPr>
+          <w:rFonts w:ascii="Meiryo UI" w:eastAsia="Meiryo UI" w:hAnsi="Meiryo UI"/>
+        </w:rPr>
+      </w:pPr>
+      <w:bookmarkStart w:id="2" w:name="_Toc225265767"/>
+      <w:r>
+        <w:rPr>
+          <w:rFonts w:ascii="Meiryo UI" w:eastAsia="Meiryo UI" w:hAnsi="Meiryo UI" w:hint="eastAsia"/>
+        </w:rPr>
+        <w:t>５</w:t>
+      </w:r>
+      <w:r>
+        <w:rPr>
+          <w:rFonts w:ascii="Meiryo UI" w:eastAsia="Meiryo UI" w:hAnsi="Meiryo UI" w:hint="eastAsia"/>
+        </w:rPr>
+        <w:t>．</w:t>
+      </w:r>
+      <w:bookmarkEnd w:id="2"/>
+      <w:r>
+        <w:rPr>
+          <w:rFonts w:ascii="Meiryo UI" w:eastAsia="Meiryo UI" w:hAnsi="Meiryo UI" w:hint="eastAsia"/>
+        </w:rPr>
+        <w:t>Gradient Filament</w:t>
+      </w:r>
+    </w:p>
+    <w:p>
+      <w:pPr>
+        <w:rPr>
+          <w:rFonts w:ascii="Meiryo UI" w:eastAsia="Meiryo UI" w:hAnsi="Meiryo UI"/>
+        </w:rPr>
+      </w:pPr>
+      <w:r>
+        <w:rPr>
+          <w:rFonts w:ascii="Meiryo UI" w:eastAsia="Meiryo UI" w:hAnsi="Meiryo UI" w:hint="eastAsia"/>
+        </w:rPr>
+        <w:t>Gradient Filamentは色の組み合わせに合わせた複数の</w:t>
+      </w:r>
+      <w:r>
+        <w:rPr>
+          <w:rFonts w:ascii="Meiryo UI" w:eastAsia="Meiryo UI" w:hAnsi="Meiryo UI" w:hint="eastAsia"/>
+        </w:rPr>
+        <w:t>カラー</w:t>
+      </w:r>
+      <w:r>
+        <w:rPr>
+          <w:rFonts w:ascii="Meiryo UI" w:eastAsia="Meiryo UI" w:hAnsi="Meiryo UI" w:hint="eastAsia"/>
+        </w:rPr>
+        <w:t>カーブとサイクル数が</w:t>
+      </w:r>
+      <w:r>
+        <w:rPr>
+          <w:rFonts w:ascii="Meiryo UI" w:eastAsia="Meiryo UI" w:hAnsi="Meiryo UI" w:hint="eastAsia"/>
+        </w:rPr>
+        <w:t>異なる</w:t>
+      </w:r>
+      <w:r>
+        <w:rPr>
+          <w:rFonts w:ascii="Meiryo UI" w:eastAsia="Meiryo UI" w:hAnsi="Meiryo UI" w:hint="eastAsia"/>
+        </w:rPr>
+        <w:t>モデル</w:t>
+      </w:r>
+      <w:r>
+        <w:rPr>
+          <w:rFonts w:ascii="Meiryo UI" w:eastAsia="Meiryo UI" w:hAnsi="Meiryo UI" w:hint="eastAsia"/>
+        </w:rPr>
+        <w:t>があり、推奨される印刷方向を持つモデルです。</w:t>
+      </w:r>
+    </w:p>
+    <w:p>
+      <w:pPr>
+        <w:rPr>
+          <w:rFonts w:ascii="Meiryo UI" w:eastAsia="Meiryo UI" w:hAnsi="Meiryo UI"/>
+        </w:rPr>
+      </w:pPr>
+      <w:r>
+        <w:rPr>
+          <w:rFonts w:ascii="Meiryo UI" w:eastAsia="Meiryo UI" w:hAnsi="Meiryo UI" w:hint="eastAsia"/>
+        </w:rPr>
+        <w:t>情報が多いため外側ブリムは上下２段のText情報を持ちます。</w:t>
+      </w:r>
+    </w:p>
+    <w:p>
+      <w:pPr>
+        <w:rPr>
+          <w:rFonts w:ascii="Meiryo UI" w:eastAsia="Meiryo UI" w:hAnsi="Meiryo UI"/>
+        </w:rPr>
+      </w:pPr>
+    </w:p>
+    <w:p>
+      <w:pPr>
+        <w:rPr>
+          <w:rFonts w:ascii="Meiryo UI" w:eastAsia="Meiryo UI" w:hAnsi="Meiryo UI"/>
+          <w:b/>
+          <w:bCs/>
+        </w:rPr>
+      </w:pPr>
+      <w:r>
+        <w:rPr>
+          <w:rFonts w:ascii="Meiryo UI" w:eastAsia="Meiryo UI" w:hAnsi="Meiryo UI" w:hint="eastAsia"/>
+          <w:b/>
+          <w:bCs/>
+        </w:rPr>
+        <w:t>【内側ブリム】</w:t>
+      </w:r>
+    </w:p>
+    <w:p>
+      <w:pPr>
+        <w:rPr>
+          <w:rFonts w:ascii="Meiryo UI" w:eastAsia="Meiryo UI" w:hAnsi="Meiryo UI"/>
+        </w:rPr>
+      </w:pPr>
+      <w:r>
+        <w:rPr>
+          <w:rFonts w:ascii="Meiryo UI" w:eastAsia="Meiryo UI" w:hAnsi="Meiryo UI" w:hint="eastAsia"/>
+        </w:rPr>
+        <w:t>シリーズ略称</w:t>
+      </w:r>
+      <w:r>
+        <w:rPr>
+          <w:rFonts w:ascii="Meiryo UI" w:eastAsia="Meiryo UI" w:hAnsi="Meiryo UI" w:hint="eastAsia"/>
+        </w:rPr>
+        <w:t>「GR」</w:t>
+      </w:r>
+      <w:r>
+        <w:rPr>
+          <w:rFonts w:ascii="Meiryo UI" w:eastAsia="Meiryo UI" w:hAnsi="Meiryo UI" w:hint="eastAsia"/>
+        </w:rPr>
+        <w:t>の後に「/」、その後にサイズ名をつなげて記載します。初期のモデルではシリーズ名称と「/」が省略されています。</w:t>
+      </w:r>
+    </w:p>
+    <w:p>
+      <w:pPr>
+        <w:rPr>
+          <w:rFonts w:ascii="Meiryo UI" w:eastAsia="Meiryo UI" w:hAnsi="Meiryo UI"/>
+        </w:rPr>
+      </w:pPr>
+      <w:r>
+        <w:rPr>
+          <w:rFonts w:ascii="Meiryo UI" w:eastAsia="Meiryo UI" w:hAnsi="Meiryo UI" w:hint="eastAsia"/>
+        </w:rPr>
+        <w:t>凡例はBlend Filamentに準じます。</w:t>
+      </w:r>
+    </w:p>
+    <w:p>
+      <w:pPr>
+        <w:rPr>
+          <w:rFonts w:ascii="Meiryo UI" w:eastAsia="Meiryo UI" w:hAnsi="Meiryo UI"/>
+        </w:rPr>
+      </w:pPr>
+      <w:r>
+        <w:rPr>
+          <w:rFonts w:ascii="Meiryo UI" w:eastAsia="Meiryo UI" w:hAnsi="Meiryo UI" w:hint="eastAsia"/>
+        </w:rPr>
+        <w:t>例：GR</w:t>
+      </w:r>
+      <w:r>
+        <w:rPr>
+          <w:rFonts w:ascii="Meiryo UI" w:eastAsia="Meiryo UI" w:hAnsi="Meiryo UI" w:hint="eastAsia"/>
+        </w:rPr>
+        <w:t>/</w:t>
+      </w:r>
+      <w:r>
+        <w:rPr>
+          <w:rFonts w:ascii="Meiryo UI" w:eastAsia="Meiryo UI" w:hAnsi="Meiryo UI" w:hint="eastAsia"/>
+        </w:rPr>
+        <w:t>S</w:t>
+      </w:r>
+      <w:r>
+        <w:rPr>
+          <w:rFonts w:ascii="Meiryo UI" w:eastAsia="Meiryo UI" w:hAnsi="Meiryo UI" w:hint="eastAsia"/>
+        </w:rPr>
+        <w:t>4</w:t>
+      </w:r>
+      <w:r>
+        <w:rPr>
+          <w:rFonts w:ascii="Meiryo UI" w:eastAsia="Meiryo UI" w:hAnsi="Meiryo UI" w:hint="eastAsia"/>
+        </w:rPr>
+        <w:t>b</w:t>
+      </w:r>
+      <w:r>
+        <w:rPr>
+          <w:rFonts w:ascii="Meiryo UI" w:eastAsia="Meiryo UI" w:hAnsi="Meiryo UI" w:hint="eastAsia"/>
+        </w:rPr>
+        <w:t xml:space="preserve">　(</w:t>
+      </w:r>
+      <w:r>
+        <w:rPr>
+          <w:rFonts w:ascii="Meiryo UI" w:eastAsia="Meiryo UI" w:hAnsi="Meiryo UI" w:hint="eastAsia"/>
+        </w:rPr>
+        <w:t>Gradient</w:t>
+      </w:r>
+      <w:r>
+        <w:rPr>
+          <w:rFonts w:ascii="Meiryo UI" w:eastAsia="Meiryo UI" w:hAnsi="Meiryo UI" w:hint="eastAsia"/>
+        </w:rPr>
+        <w:t xml:space="preserve"> Filament M4 </w:t>
+      </w:r>
+      <w:r>
+        <w:rPr>
+          <w:rFonts w:ascii="Meiryo UI" w:eastAsia="Meiryo UI" w:hAnsi="Meiryo UI" w:hint="eastAsia"/>
+        </w:rPr>
+        <w:t xml:space="preserve">Beta </w:t>
+      </w:r>
+      <w:r>
+        <w:rPr>
+          <w:rFonts w:ascii="Meiryo UI" w:eastAsia="Meiryo UI" w:hAnsi="Meiryo UI" w:hint="eastAsia"/>
+        </w:rPr>
+        <w:t>modelを示す)</w:t>
+      </w:r>
+    </w:p>
+    <w:p>
+      <w:pPr>
+        <w:rPr>
+          <w:rFonts w:ascii="Meiryo UI" w:eastAsia="Meiryo UI" w:hAnsi="Meiryo UI"/>
+          <w:b/>
+          <w:bCs/>
+        </w:rPr>
+      </w:pPr>
+      <w:r>
+        <w:rPr>
+          <w:rFonts w:ascii="Meiryo UI" w:eastAsia="Meiryo UI" w:hAnsi="Meiryo UI" w:hint="eastAsia"/>
+          <w:b/>
+          <w:bCs/>
+        </w:rPr>
+        <w:lastRenderedPageBreak/>
+        <w:t>【外側ブリム】</w:t>
+      </w:r>
+    </w:p>
+    <w:p>
+      <w:pPr>
+        <w:rPr>
+          <w:rFonts w:ascii="Meiryo UI" w:eastAsia="Meiryo UI" w:hAnsi="Meiryo UI"/>
+        </w:rPr>
+      </w:pPr>
+      <w:r>
+        <w:rPr>
+          <w:rFonts w:ascii="Meiryo UI" w:eastAsia="Meiryo UI" w:hAnsi="Meiryo UI" w:hint="eastAsia"/>
+        </w:rPr>
+        <w:t>上段に推奨される挿入方向を示す「IN→」を記載し、下段にカラーカーブの略号</w:t>
+      </w:r>
+      <w:r>
+        <w:rPr>
+          <w:rFonts w:ascii="Meiryo UI" w:eastAsia="Meiryo UI" w:hAnsi="Meiryo UI" w:hint="eastAsia"/>
+        </w:rPr>
+        <w:t>の後に「</w:t>
+      </w:r>
+      <w:r>
+        <w:rPr>
+          <w:rFonts w:ascii="Meiryo UI" w:eastAsia="Meiryo UI" w:hAnsi="Meiryo UI" w:hint="eastAsia"/>
+        </w:rPr>
+        <w:t>-</w:t>
+      </w:r>
+      <w:r>
+        <w:rPr>
+          <w:rFonts w:ascii="Meiryo UI" w:eastAsia="Meiryo UI" w:hAnsi="Meiryo UI" w:hint="eastAsia"/>
+        </w:rPr>
+        <w:t>」、その後に</w:t>
+      </w:r>
+      <w:r>
+        <w:rPr>
+          <w:rFonts w:ascii="Meiryo UI" w:eastAsia="Meiryo UI" w:hAnsi="Meiryo UI" w:hint="eastAsia"/>
+        </w:rPr>
+        <w:t>サイクル数</w:t>
+      </w:r>
+      <w:r>
+        <w:rPr>
+          <w:rFonts w:ascii="Meiryo UI" w:eastAsia="Meiryo UI" w:hAnsi="Meiryo UI" w:hint="eastAsia"/>
+        </w:rPr>
+        <w:t>をつなげて記載します。</w:t>
+      </w:r>
+    </w:p>
+    <w:p>
+      <w:pPr>
+        <w:rPr>
+          <w:rFonts w:ascii="Meiryo UI" w:eastAsia="Meiryo UI" w:hAnsi="Meiryo UI"/>
+        </w:rPr>
+      </w:pPr>
+      <w:r>
+        <w:rPr>
+          <w:rFonts w:ascii="Meiryo UI" w:eastAsia="Meiryo UI" w:hAnsi="Meiryo UI" w:hint="eastAsia"/>
+        </w:rPr>
+        <w:t>例：</w:t>
+      </w:r>
+      <w:r>
+        <w:rPr>
+          <w:rFonts w:ascii="Meiryo UI" w:eastAsia="Meiryo UI" w:hAnsi="Meiryo UI" w:hint="eastAsia"/>
+        </w:rPr>
+        <w:t>IN→</w:t>
+      </w:r>
+    </w:p>
+    <w:p>
+      <w:pPr>
+        <w:ind w:firstLineChars="200" w:firstLine="420"/>
+        <w:rPr>
+          <w:rFonts w:ascii="Meiryo UI" w:eastAsia="Meiryo UI" w:hAnsi="Meiryo UI"/>
+        </w:rPr>
+      </w:pPr>
+      <w:r>
+        <w:rPr>
+          <w:rFonts w:ascii="Meiryo UI" w:eastAsia="Meiryo UI" w:hAnsi="Meiryo UI" w:hint="eastAsia"/>
+        </w:rPr>
+        <w:t>Vvd-.5cyc</w:t>
+      </w:r>
+      <w:r>
+        <w:rPr>
+          <w:rFonts w:ascii="Meiryo UI" w:eastAsia="Meiryo UI" w:hAnsi="Meiryo UI" w:hint="eastAsia"/>
+        </w:rPr>
+        <w:t xml:space="preserve">　(</w:t>
+      </w:r>
+      <w:r>
+        <w:rPr>
+          <w:rFonts w:ascii="Meiryo UI" w:eastAsia="Meiryo UI" w:hAnsi="Meiryo UI" w:hint="eastAsia"/>
+        </w:rPr>
+        <w:t>矢印が挿入方向を示し、Vividカラーカーブの0.5サイクル数</w:t>
+      </w:r>
+      <w:r>
+        <w:rPr>
+          <w:rFonts w:ascii="Meiryo UI" w:eastAsia="Meiryo UI" w:hAnsi="Meiryo UI" w:hint="eastAsia"/>
+        </w:rPr>
+        <w:t>のグラデーションであることを示す</w:t>
+      </w:r>
+      <w:r>
+        <w:rPr>
+          <w:rFonts w:ascii="Meiryo UI" w:eastAsia="Meiryo UI" w:hAnsi="Meiryo UI" w:hint="eastAsia"/>
+        </w:rPr>
+        <w:t>)</w:t>
+      </w:r>
+    </w:p>
+    <w:p>
+      <w:pPr>
+        <w:rPr>
+          <w:rFonts w:ascii="Meiryo UI" w:eastAsia="Meiryo UI" w:hAnsi="Meiryo UI"/>
+        </w:rPr>
+      </w:pPr>
+    </w:p>
+    <w:p>
+      <w:pPr>
+        <w:rPr>
+          <w:rFonts w:ascii="Meiryo UI" w:eastAsia="Meiryo UI" w:hAnsi="Meiryo UI"/>
+        </w:rPr>
+      </w:pPr>
+      <w:r>
+        <w:rPr>
+          <w:noProof/>
+        </w:rPr>
+        <mc:AlternateContent>
+          <mc:Choice Requires="wpg">
+            <w:drawing>
+              <wp:anchor distT="0" distB="0" distL="114300" distR="114300" simplePos="0" relativeHeight="251661312" behindDoc="0" locked="0" layoutInCell="1" allowOverlap="1" wp14:anchorId="30F3E1A2" wp14:editId="1723C68A">
+                <wp:simplePos x="0" y="0"/>
+                <wp:positionH relativeFrom="column">
+                  <wp:posOffset>0</wp:posOffset>
+                </wp:positionH>
+                <wp:positionV relativeFrom="paragraph">
+                  <wp:posOffset>0</wp:posOffset>
+                </wp:positionV>
+                <wp:extent cx="6021751" cy="1718643"/>
+                <wp:effectExtent l="0" t="0" r="0" b="0"/>
+                <wp:wrapNone/>
+                <wp:docPr id="20" name="グループ化 19">
+                  <a:extLst xmlns:a="http://schemas.openxmlformats.org/drawingml/2006/main">
+                    <a:ext uri="{FF2B5EF4-FFF2-40B4-BE49-F238E27FC236}">
+                      <a16:creationId xmlns:a16="http://schemas.microsoft.com/office/drawing/2014/main" id="{1AAF058C-FD3E-6BBC-B2DF-73A789326596}"/>
+                    </a:ext>
+                  </a:extLst>
+                </wp:docPr>
+                <wp:cNvGraphicFramePr/>
+                <a:graphic xmlns:a="http://schemas.openxmlformats.org/drawingml/2006/main">
+                  <a:graphicData uri="http://schemas.microsoft.com/office/word/2010/wordprocessingGroup">
+                    <wpg:wgp>
+                      <wpg:cNvGrpSpPr/>
+                      <wpg:grpSpPr>
+                        <a:xfrm>
+                          <a:off x="0" y="0"/>
+                          <a:ext cx="6021751" cy="1718643"/>
+                          <a:chOff x="0" y="0"/>
+                          <a:chExt cx="6069081" cy="1818034"/>
+                        </a:xfrm>
+                      </wpg:grpSpPr>
+                      <pic:pic xmlns:pic="http://schemas.openxmlformats.org/drawingml/2006/picture">
+                        <pic:nvPicPr>
+                          <pic:cNvPr id="1734450438" name="図 1734450438">
+                            <a:extLst>
+                              <a:ext uri="{FF2B5EF4-FFF2-40B4-BE49-F238E27FC236}">
+                                <a16:creationId xmlns:a16="http://schemas.microsoft.com/office/drawing/2014/main" id="{308CA542-1A94-C336-03A2-2D6BCFB3A08F}"/>
+                              </a:ext>
+                            </a:extLst>
+                          </pic:cNvPr>
+                          <pic:cNvPicPr>
+                            <a:picLocks noChangeAspect="1" noChangeArrowheads="1"/>
+                          </pic:cNvPicPr>
+                        </pic:nvPicPr>
+                        <pic:blipFill>
+                          <a:blip r:embed="rId16">
+                            <a:extLst>
+                              <a:ext uri="{28A0092B-C50C-407E-A947-70E740481C1C}">
+                                <a14:useLocalDpi xmlns:a14="http://schemas.microsoft.com/office/drawing/2010/main" val="0"/>
+                              </a:ext>
+                            </a:extLst>
+                          </a:blip>
+                          <a:srcRect/>
+                          <a:stretch>
+                            <a:fillRect/>
+                          </a:stretch>
+                        </pic:blipFill>
+                        <pic:spPr bwMode="auto">
+                          <a:xfrm>
+                            <a:off x="2012673" y="1"/>
+                            <a:ext cx="1994038" cy="1818033"/>
+                          </a:xfrm>
+                          <a:prstGeom prst="rect">
+                            <a:avLst/>
+                          </a:prstGeom>
+                          <a:noFill/>
+                          <a:extLst>
+                            <a:ext uri="{909E8E84-426E-40DD-AFC4-6F175D3DCCD1}">
+                              <a14:hiddenFill xmlns:a14="http://schemas.microsoft.com/office/drawing/2010/main">
+                                <a:solidFill>
+                                  <a:srgbClr val="FFFFFF"/>
+                                </a:solidFill>
+                              </a14:hiddenFill>
+                            </a:ext>
+                          </a:extLst>
+                        </pic:spPr>
+                      </pic:pic>
+                      <pic:pic xmlns:pic="http://schemas.openxmlformats.org/drawingml/2006/picture">
+                        <pic:nvPicPr>
+                          <pic:cNvPr id="854454696" name="図 854454696">
+                            <a:extLst>
+                              <a:ext uri="{FF2B5EF4-FFF2-40B4-BE49-F238E27FC236}">
+                                <a16:creationId xmlns:a16="http://schemas.microsoft.com/office/drawing/2014/main" id="{11EB9214-9DC5-EC7E-2212-0B183590A896}"/>
+                              </a:ext>
+                            </a:extLst>
+                          </pic:cNvPr>
+                          <pic:cNvPicPr>
+                            <a:picLocks noChangeAspect="1" noChangeArrowheads="1"/>
+                          </pic:cNvPicPr>
+                        </pic:nvPicPr>
+                        <pic:blipFill>
+                          <a:blip r:embed="rId17">
+                            <a:extLst>
+                              <a:ext uri="{28A0092B-C50C-407E-A947-70E740481C1C}">
+                                <a14:useLocalDpi xmlns:a14="http://schemas.microsoft.com/office/drawing/2010/main" val="0"/>
+                              </a:ext>
+                            </a:extLst>
+                          </a:blip>
+                          <a:srcRect/>
+                          <a:stretch>
+                            <a:fillRect/>
+                          </a:stretch>
+                        </pic:blipFill>
+                        <pic:spPr bwMode="auto">
+                          <a:xfrm>
+                            <a:off x="0" y="16567"/>
+                            <a:ext cx="1955938" cy="665508"/>
+                          </a:xfrm>
+                          <a:prstGeom prst="rect">
+                            <a:avLst/>
+                          </a:prstGeom>
+                          <a:noFill/>
+                          <a:extLst>
+                            <a:ext uri="{909E8E84-426E-40DD-AFC4-6F175D3DCCD1}">
+                              <a14:hiddenFill xmlns:a14="http://schemas.microsoft.com/office/drawing/2010/main">
+                                <a:solidFill>
+                                  <a:srgbClr val="FFFFFF"/>
+                                </a:solidFill>
+                              </a14:hiddenFill>
+                            </a:ext>
+                          </a:extLst>
+                        </pic:spPr>
+                      </pic:pic>
+                      <pic:pic xmlns:pic="http://schemas.openxmlformats.org/drawingml/2006/picture">
+                        <pic:nvPicPr>
+                          <pic:cNvPr id="459134710" name="図 459134710">
+                            <a:extLst>
+                              <a:ext uri="{FF2B5EF4-FFF2-40B4-BE49-F238E27FC236}">
+                                <a16:creationId xmlns:a16="http://schemas.microsoft.com/office/drawing/2014/main" id="{B43E992A-A261-9D9E-48B7-5D91836D035D}"/>
+                              </a:ext>
+                            </a:extLst>
+                          </pic:cNvPr>
+                          <pic:cNvPicPr>
+                            <a:picLocks noChangeAspect="1" noChangeArrowheads="1"/>
+                          </pic:cNvPicPr>
+                        </pic:nvPicPr>
+                        <pic:blipFill>
+                          <a:blip r:embed="rId18">
+                            <a:extLst>
+                              <a:ext uri="{28A0092B-C50C-407E-A947-70E740481C1C}">
+                                <a14:useLocalDpi xmlns:a14="http://schemas.microsoft.com/office/drawing/2010/main" val="0"/>
+                              </a:ext>
+                            </a:extLst>
+                          </a:blip>
+                          <a:srcRect/>
+                          <a:stretch>
+                            <a:fillRect/>
+                          </a:stretch>
+                        </pic:blipFill>
+                        <pic:spPr bwMode="auto">
+                          <a:xfrm>
+                            <a:off x="4075043" y="0"/>
+                            <a:ext cx="1994038" cy="1367873"/>
+                          </a:xfrm>
+                          <a:prstGeom prst="rect">
+                            <a:avLst/>
+                          </a:prstGeom>
+                          <a:noFill/>
+                          <a:extLst>
+                            <a:ext uri="{909E8E84-426E-40DD-AFC4-6F175D3DCCD1}">
+                              <a14:hiddenFill xmlns:a14="http://schemas.microsoft.com/office/drawing/2010/main">
+                                <a:solidFill>
+                                  <a:srgbClr val="FFFFFF"/>
+                                </a:solidFill>
+                              </a14:hiddenFill>
+                            </a:ext>
+                          </a:extLst>
+                        </pic:spPr>
+                      </pic:pic>
+                    </wpg:wgp>
+                  </a:graphicData>
+                </a:graphic>
+              </wp:anchor>
+            </w:drawing>
+          </mc:Choice>
+          <mc:Fallback>
+            <w:pict>
+              <v:group w14:anchorId="339F15F3" id="グループ化 19" o:spid="_x0000_s1026" style="position:absolute;margin-left:0;margin-top:0;width:474.15pt;height:135.35pt;z-index:251661312" coordsize="60690,18180" o:gfxdata="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">
+                <v:shape id="図 1734450438" o:spid="_x0000_s1027" type="#_x0000_t75" style="position:absolute;left:20126;width:19941;height:18180;visibility:visible;mso-wrap-style:square" o:gfxdata="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">
+                  <v:imagedata r:id="rId19" o:title=""/>
+                </v:shape>
+                <v:shape id="図 854454696" o:spid="_x0000_s1028" type="#_x0000_t75" style="position:absolute;top:165;width:19559;height:6655;visibility:visible;mso-wrap-style:square" o:gfxdata="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">
+                  <v:imagedata r:id="rId20" o:title=""/>
+                </v:shape>
+                <v:shape id="図 459134710" o:spid="_x0000_s1029" type="#_x0000_t75" style="position:absolute;left:40750;width:19940;height:13678;visibility:visible;mso-wrap-style:square" o:gfxdata="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">
+                  <v:imagedata r:id="rId21" o:title=""/>
+                </v:shape>
+              </v:group>
+            </w:pict>
+          </mc:Fallback>
+        </mc:AlternateContent>
+      </w:r>
+    </w:p>
+    <w:p>
+      <w:pPr>
+        <w:rPr>
+          <w:rFonts w:ascii="Meiryo UI" w:eastAsia="Meiryo UI" w:hAnsi="Meiryo UI"/>
+        </w:rPr>
+      </w:pPr>
+    </w:p>
+    <w:p>
+      <w:pPr>
+        <w:rPr>
+          <w:rFonts w:ascii="Meiryo UI" w:eastAsia="Meiryo UI" w:hAnsi="Meiryo UI"/>
+        </w:rPr>
+      </w:pPr>
+    </w:p>
+    <w:p>
+      <w:pPr>
+        <w:rPr>
+          <w:rFonts w:ascii="Meiryo UI" w:eastAsia="Meiryo UI" w:hAnsi="Meiryo UI"/>
+        </w:rPr>
+      </w:pPr>
+    </w:p>
+    <w:p>
+      <w:pPr>
+        <w:rPr>
+          <w:rFonts w:ascii="Meiryo UI" w:eastAsia="Meiryo UI" w:hAnsi="Meiryo UI"/>
+        </w:rPr>
+      </w:pPr>
+    </w:p>
+    <w:p>
+      <w:pPr>
+        <w:rPr>
+          <w:rFonts w:ascii="Meiryo UI" w:eastAsia="Meiryo UI" w:hAnsi="Meiryo UI"/>
+        </w:rPr>
+      </w:pPr>
+    </w:p>
+    <w:p>
+      <w:pPr>
+        <w:rPr>
+          <w:rFonts w:ascii="Meiryo UI" w:eastAsia="Meiryo UI" w:hAnsi="Meiryo UI"/>
+        </w:rPr>
+      </w:pPr>
+    </w:p>
+    <w:p>
+      <w:pPr>
+        <w:rPr>
+          <w:rFonts w:ascii="Meiryo UI" w:eastAsia="Meiryo UI" w:hAnsi="Meiryo UI"/>
+        </w:rPr>
+      </w:pPr>
+    </w:p>
+    <w:p>
+      <w:pPr>
+        <w:rPr>
+          <w:rFonts w:ascii="Meiryo UI" w:eastAsia="Meiryo UI" w:hAnsi="Meiryo UI"/>
+          <w:b/>
+          <w:bCs/>
+        </w:rPr>
+      </w:pPr>
+    </w:p>
+    <w:p>
+      <w:pPr>
+        <w:pStyle w:val="1"/>
+        <w:rPr>
+          <w:b/>
+          <w:bCs/>
+        </w:rPr>
+      </w:pPr>
+      <w:r>
+        <w:rPr>
+          <w:rFonts w:hint="eastAsia"/>
+          <w:b/>
+          <w:bCs/>
+        </w:rPr>
+        <w:t>６．New Series Preview</w:t>
+      </w:r>
+    </w:p>
+    <w:p>
+      <w:pPr>
+        <w:rPr>
+          <w:rFonts w:ascii="Meiryo UI" w:eastAsia="Meiryo UI" w:hAnsi="Meiryo UI"/>
+        </w:rPr>
+      </w:pPr>
+      <w:r>
+        <w:rPr>
+          <w:rFonts w:ascii="Meiryo UI" w:eastAsia="Meiryo UI" w:hAnsi="Meiryo UI" w:hint="eastAsia"/>
+        </w:rPr>
+        <w:t>New Series Previewは次に来るシリーズを示唆するプレビューモデルです。</w:t>
+      </w:r>
+    </w:p>
+    <w:p>
+      <w:pPr>
+        <w:rPr>
+          <w:rFonts w:ascii="Meiryo UI" w:eastAsia="Meiryo UI" w:hAnsi="Meiryo UI"/>
+        </w:rPr>
+      </w:pPr>
+    </w:p>
+    <w:p>
+      <w:pPr>
+        <w:rPr>
+          <w:rFonts w:ascii="Meiryo UI" w:eastAsia="Meiryo UI" w:hAnsi="Meiryo UI"/>
+          <w:b/>
+          <w:bCs/>
+        </w:rPr>
+      </w:pPr>
+      <w:r>
+        <w:rPr>
+          <w:rFonts w:ascii="Meiryo UI" w:eastAsia="Meiryo UI" w:hAnsi="Meiryo UI" w:hint="eastAsia"/>
+          <w:b/>
+          <w:bCs/>
+        </w:rPr>
+        <w:t>【内側ブリム】</w:t>
+      </w:r>
+    </w:p>
+    <w:p>
+      <w:pPr>
+        <w:rPr>
+          <w:rFonts w:ascii="Meiryo UI" w:eastAsia="Meiryo UI" w:hAnsi="Meiryo UI"/>
+        </w:rPr>
+      </w:pPr>
+      <w:r>
+        <w:rPr>
+          <w:rFonts w:ascii="Meiryo UI" w:eastAsia="Meiryo UI" w:hAnsi="Meiryo UI" w:hint="eastAsia"/>
+        </w:rPr>
+        <w:t>シリーズ略称「</w:t>
+      </w:r>
+      <w:r>
+        <w:rPr>
+          <w:rFonts w:ascii="Meiryo UI" w:eastAsia="Meiryo UI" w:hAnsi="Meiryo UI" w:hint="eastAsia"/>
+        </w:rPr>
+        <w:t>Prev</w:t>
+      </w:r>
+      <w:r>
+        <w:rPr>
+          <w:rFonts w:ascii="Meiryo UI" w:eastAsia="Meiryo UI" w:hAnsi="Meiryo UI" w:hint="eastAsia"/>
+        </w:rPr>
+        <w:t>」</w:t>
+      </w:r>
+      <w:r>
+        <w:rPr>
+          <w:rFonts w:ascii="Meiryo UI" w:eastAsia="Meiryo UI" w:hAnsi="Meiryo UI" w:hint="eastAsia"/>
+        </w:rPr>
+        <w:t>のみを記載します。</w:t>
+      </w:r>
+    </w:p>
+    <w:p>
+      <w:pPr>
+        <w:rPr>
+          <w:rFonts w:ascii="Meiryo UI" w:eastAsia="Meiryo UI" w:hAnsi="Meiryo UI"/>
+        </w:rPr>
+      </w:pPr>
+      <w:r>
+        <w:rPr>
+          <w:rFonts w:ascii="Meiryo UI" w:eastAsia="Meiryo UI" w:hAnsi="Meiryo UI" w:hint="eastAsia"/>
+        </w:rPr>
+        <w:t>凡例はBlend Filamentに準じます。</w:t>
+      </w:r>
+    </w:p>
+    <w:p>
+      <w:pPr>
+        <w:rPr>
+          <w:rFonts w:ascii="Meiryo UI" w:eastAsia="Meiryo UI" w:hAnsi="Meiryo UI"/>
+        </w:rPr>
+      </w:pPr>
+      <w:r>
+        <w:rPr>
+          <w:rFonts w:ascii="Meiryo UI" w:eastAsia="Meiryo UI" w:hAnsi="Meiryo UI" w:hint="eastAsia"/>
+        </w:rPr>
+        <w:t>例：</w:t>
+      </w:r>
+      <w:r>
+        <w:rPr>
+          <w:rFonts w:ascii="Meiryo UI" w:eastAsia="Meiryo UI" w:hAnsi="Meiryo UI" w:hint="eastAsia"/>
+        </w:rPr>
+        <w:t>Prev</w:t>
+      </w:r>
+      <w:r>
+        <w:rPr>
+          <w:rFonts w:ascii="Meiryo UI" w:eastAsia="Meiryo UI" w:hAnsi="Meiryo UI" w:hint="eastAsia"/>
+        </w:rPr>
+        <w:t xml:space="preserve">　(Gradient Filament M4 Beta modelを示す)</w:t>
+      </w:r>
+    </w:p>
+    <w:p>
+      <w:pPr>
+        <w:rPr>
+          <w:rFonts w:ascii="Meiryo UI" w:eastAsia="Meiryo UI" w:hAnsi="Meiryo UI"/>
+        </w:rPr>
+      </w:pPr>
+    </w:p>
+    <w:p>
+      <w:pPr>
+        <w:rPr>
+          <w:rFonts w:ascii="Meiryo UI" w:eastAsia="Meiryo UI" w:hAnsi="Meiryo UI"/>
+          <w:b/>
+          <w:bCs/>
+        </w:rPr>
+      </w:pPr>
+      <w:r>
+        <w:rPr>
+          <w:rFonts w:ascii="Meiryo UI" w:eastAsia="Meiryo UI" w:hAnsi="Meiryo UI" w:hint="eastAsia"/>
+          <w:b/>
+          <w:bCs/>
+        </w:rPr>
+        <w:t>【外側ブリム】</w:t>
+      </w:r>
+    </w:p>
+    <w:p>
+      <w:pPr>
+        <w:rPr>
+          <w:rFonts w:ascii="Meiryo UI" w:eastAsia="Meiryo UI" w:hAnsi="Meiryo UI"/>
+        </w:rPr>
+      </w:pPr>
+      <w:r>
+        <w:rPr>
+          <w:rFonts w:ascii="Meiryo UI" w:eastAsia="Meiryo UI" w:hAnsi="Meiryo UI" w:hint="eastAsia"/>
+        </w:rPr>
+        <w:t>特定のルールを設けません。現在あるNew Series PreviewモデルはGradient Filamentを示唆するものだったため、「GRD」と記載しています。</w:t>
+      </w:r>
+    </w:p>
+    <w:p>
+      <w:pPr>
+        <w:rPr>
+          <w:rFonts w:ascii="Meiryo UI" w:eastAsia="Meiryo UI" w:hAnsi="Meiryo UI"/>
+        </w:rPr>
+      </w:pPr>
+    </w:p>
+    <w:p>
+      <w:pPr>
+        <w:rPr>
+          <w:rFonts w:ascii="Meiryo UI" w:eastAsia="Meiryo UI" w:hAnsi="Meiryo UI"/>
+        </w:rPr>
+      </w:pPr>
+    </w:p>
+    <w:p>
+      <w:pPr>
+        <w:pStyle w:val="1"/>
+        <w:rPr>
+          <w:rFonts w:ascii="Meiryo UI" w:eastAsia="Meiryo UI" w:hAnsi="Meiryo UI"/>
+          <w:b/>
+          <w:bCs/>
+        </w:rPr>
+      </w:pPr>
+      <w:r>
+        <w:rPr>
+          <w:rFonts w:ascii="Meiryo UI" w:eastAsia="Meiryo UI" w:hAnsi="Meiryo UI" w:hint="eastAsia"/>
+          <w:b/>
+          <w:bCs/>
+        </w:rPr>
+        <w:t>７．ブリムの取り扱いについて</w:t>
+      </w:r>
+    </w:p>
+    <w:p>
+      <w:pPr>
+        <w:rPr>
+          <w:rFonts w:ascii="Meiryo UI" w:eastAsia="Meiryo UI" w:hAnsi="Meiryo UI"/>
+        </w:rPr>
+      </w:pPr>
+      <w:r>
+        <w:rPr>
+          <w:rFonts w:ascii="Meiryo UI" w:eastAsia="Meiryo UI" w:hAnsi="Meiryo UI" w:hint="eastAsia"/>
+        </w:rPr>
+        <w:t>ブリムはフィラメント使用時には不要なものであるため、除去してから使って下さい。</w:t>
+      </w:r>
+    </w:p>
+    <w:p>
+      <w:pPr>
+        <w:rPr>
+          <w:rFonts w:ascii="Meiryo UI" w:eastAsia="Meiryo UI" w:hAnsi="Meiryo UI"/>
+        </w:rPr>
+      </w:pPr>
+      <w:r>
+        <w:rPr>
+          <w:rFonts w:ascii="Meiryo UI" w:eastAsia="Meiryo UI" w:hAnsi="Meiryo UI" w:hint="eastAsia"/>
+        </w:rPr>
+        <w:t>どの様な仕様のフィラメントとして印刷されたかを読み解くことが出来るものであるため、すぐに使わない場合はすぐに外さずブリムがついたまま保管することを推奨いたします。</w:t>
       </w:r>
     </w:p>
     <w:sectPr>
@@ -2093,7 +3001,6 @@
   <w:style w:type="character" w:default="1" w:styleId="a0">
     <w:name w:val="Default Paragraph Font"/>
     <w:uiPriority w:val="1"/>
-    <w:semiHidden/>
     <w:unhideWhenUsed/>
   </w:style>
   <w:style w:type="table" w:default="1" w:styleId="a1">
@@ -2519,6 +3426,16 @@
       <w:b/>
       <w:bCs/>
     </w:rPr>
+  </w:style>
+  <w:style w:type="paragraph" w:styleId="af1">
+    <w:name w:val="No Spacing"/>
+    <w:uiPriority w:val="1"/>
+    <w:qFormat/>
+    <w:rsid w:val="00C728EA"/>
+    <w:pPr>
+      <w:widowControl w:val="0"/>
+      <w:jc w:val="both"/>
+    </w:pPr>
   </w:style>
 </w:styles>
 </file>
